--- a/briefings/线口监测午报-2026-10-14.docx
+++ b/briefings/线口监测午报-2026-10-14.docx
@@ -22,7 +22,7 @@
           <w:color w:val="888888"/>
           <w:sz w:val="18"/>
         </w:rPr>
-        <w:t>监测窗口:近48小时 | 生成时间:2026-10-14 12:58</w:t>
+        <w:t>监测窗口:近48小时 | 生成时间:2026-10-14 14:11</w:t>
       </w:r>
     </w:p>
     <w:p>
@@ -70,6 +70,108 @@
           <w:color w:val="888888"/>
           <w:sz w:val="24"/>
         </w:rPr>
+        <w:t>苹果 iPhone 15 Pro 及后续机型国行版备案大模型编号：Apple 智能、通义万象、通义千问</w:t>
+      </w:r>
+    </w:p>
+    <w:p>
+      <w:r>
+        <w:rPr>
+          <w:rFonts w:ascii="Times New Roman" w:hAnsi="Times New Roman" w:eastAsia="宋体"/>
+          <w:color w:val="888888"/>
+          <w:sz w:val="18"/>
+        </w:rPr>
+        <w:t>来源:IT之家 | 时间:10-14 13:51</w:t>
+      </w:r>
+    </w:p>
+    <w:p>
+      <w:r>
+        <w:rPr>
+          <w:rFonts w:ascii="Times New Roman" w:hAnsi="Times New Roman" w:eastAsia="宋体"/>
+          <w:sz w:val="18"/>
+        </w:rPr>
+        <w:t>链接:</w:t>
+      </w:r>
+      <w:hyperlink r:id="rId9">
+        <w:r>
+          <w:rPr>
+            <w:color w:val="0563C1"/>
+            <w:u w:val="single"/>
+          </w:rPr>
+          <w:t>苹果 iPhone 15 Pro 及后续机型国行版备案大模型编号：Apple 智能、通义万象、通义千问</w:t>
+        </w:r>
+      </w:hyperlink>
+    </w:p>
+    <w:p>
+      <w:pPr>
+        <w:pStyle w:val="Heading3"/>
+      </w:pPr>
+      <w:r>
+        <w:rPr>
+          <w:rFonts w:ascii="Times New Roman" w:hAnsi="Times New Roman" w:eastAsia="黑体"/>
+          <w:b w:val="0"/>
+          <w:color w:val="888888"/>
+          <w:sz w:val="24"/>
+        </w:rPr>
+        <w:t>【C级·参考】</w:t>
+      </w:r>
+      <w:r>
+        <w:rPr>
+          <w:rFonts w:ascii="Times New Roman" w:hAnsi="Times New Roman" w:eastAsia="黑体"/>
+          <w:b w:val="0"/>
+          <w:color w:val="888888"/>
+          <w:sz w:val="24"/>
+        </w:rPr>
+        <w:t>苹果 iPhone Duo 国行备案新增大模型编号：Apple 智能、通义万象、通义千问</w:t>
+      </w:r>
+    </w:p>
+    <w:p>
+      <w:r>
+        <w:rPr>
+          <w:rFonts w:ascii="Times New Roman" w:hAnsi="Times New Roman" w:eastAsia="宋体"/>
+          <w:color w:val="888888"/>
+          <w:sz w:val="18"/>
+        </w:rPr>
+        <w:t>来源:IT之家 | 时间:10-14 13:33</w:t>
+      </w:r>
+    </w:p>
+    <w:p>
+      <w:r>
+        <w:rPr>
+          <w:rFonts w:ascii="Times New Roman" w:hAnsi="Times New Roman" w:eastAsia="宋体"/>
+          <w:sz w:val="18"/>
+        </w:rPr>
+        <w:t>链接:</w:t>
+      </w:r>
+      <w:hyperlink r:id="rId10">
+        <w:r>
+          <w:rPr>
+            <w:color w:val="0563C1"/>
+            <w:u w:val="single"/>
+          </w:rPr>
+          <w:t>苹果 iPhone Duo 国行备案新增大模型编号：Apple 智能、通义万象、通义千问</w:t>
+        </w:r>
+      </w:hyperlink>
+    </w:p>
+    <w:p>
+      <w:pPr>
+        <w:pStyle w:val="Heading3"/>
+      </w:pPr>
+      <w:r>
+        <w:rPr>
+          <w:rFonts w:ascii="Times New Roman" w:hAnsi="Times New Roman" w:eastAsia="黑体"/>
+          <w:b w:val="0"/>
+          <w:color w:val="888888"/>
+          <w:sz w:val="24"/>
+        </w:rPr>
+        <w:t>【C级·参考】</w:t>
+      </w:r>
+      <w:r>
+        <w:rPr>
+          <w:rFonts w:ascii="Times New Roman" w:hAnsi="Times New Roman" w:eastAsia="黑体"/>
+          <w:b w:val="0"/>
+          <w:color w:val="888888"/>
+          <w:sz w:val="24"/>
+        </w:rPr>
         <w:t>彭博社报告：云游戏与 AI 或将终结传统游戏主机</w:t>
       </w:r>
     </w:p>
@@ -91,7 +193,7 @@
         </w:rPr>
         <w:t>链接:</w:t>
       </w:r>
-      <w:hyperlink r:id="rId9">
+      <w:hyperlink r:id="rId11">
         <w:r>
           <w:rPr>
             <w:color w:val="0563C1"/>
@@ -142,7 +244,7 @@
         </w:rPr>
         <w:t>链接:</w:t>
       </w:r>
-      <w:hyperlink r:id="rId10">
+      <w:hyperlink r:id="rId12">
         <w:r>
           <w:rPr>
             <w:color w:val="0563C1"/>
@@ -193,7 +295,7 @@
         </w:rPr>
         <w:t>链接:</w:t>
       </w:r>
-      <w:hyperlink r:id="rId11">
+      <w:hyperlink r:id="rId13">
         <w:r>
           <w:rPr>
             <w:color w:val="0563C1"/>
@@ -244,7 +346,7 @@
         </w:rPr>
         <w:t>链接:</w:t>
       </w:r>
-      <w:hyperlink r:id="rId12">
+      <w:hyperlink r:id="rId14">
         <w:r>
           <w:rPr>
             <w:color w:val="0563C1"/>
@@ -295,7 +397,7 @@
         </w:rPr>
         <w:t>链接:</w:t>
       </w:r>
-      <w:hyperlink r:id="rId13">
+      <w:hyperlink r:id="rId15">
         <w:r>
           <w:rPr>
             <w:color w:val="0563C1"/>
@@ -346,7 +448,7 @@
         </w:rPr>
         <w:t>链接:</w:t>
       </w:r>
-      <w:hyperlink r:id="rId14">
+      <w:hyperlink r:id="rId16">
         <w:r>
           <w:rPr>
             <w:color w:val="0563C1"/>
@@ -397,13 +499,115 @@
         </w:rPr>
         <w:t>链接:</w:t>
       </w:r>
-      <w:hyperlink r:id="rId15">
+      <w:hyperlink r:id="rId17">
         <w:r>
           <w:rPr>
             <w:color w:val="0563C1"/>
             <w:u w:val="single"/>
           </w:rPr>
           <w:t>Show HN: Pulse Local, a Mac budgeting app whose AI models run on your machine</w:t>
+        </w:r>
+      </w:hyperlink>
+    </w:p>
+    <w:p>
+      <w:pPr>
+        <w:pStyle w:val="Heading3"/>
+      </w:pPr>
+      <w:r>
+        <w:rPr>
+          <w:rFonts w:ascii="Times New Roman" w:hAnsi="Times New Roman" w:eastAsia="黑体"/>
+          <w:b w:val="0"/>
+          <w:color w:val="888888"/>
+          <w:sz w:val="24"/>
+        </w:rPr>
+        <w:t>【C级·参考】</w:t>
+      </w:r>
+      <w:r>
+        <w:rPr>
+          <w:rFonts w:ascii="Times New Roman" w:hAnsi="Times New Roman" w:eastAsia="黑体"/>
+          <w:b w:val="0"/>
+          <w:color w:val="888888"/>
+          <w:sz w:val="24"/>
+        </w:rPr>
+        <w:t>阿里发布450美元AI眼镜，它真正想卖的不是硬件</w:t>
+      </w:r>
+    </w:p>
+    <w:p>
+      <w:r>
+        <w:rPr>
+          <w:rFonts w:ascii="Times New Roman" w:hAnsi="Times New Roman" w:eastAsia="宋体"/>
+          <w:color w:val="888888"/>
+          <w:sz w:val="18"/>
+        </w:rPr>
+        <w:t>来源:Bing新闻 | 时间:10-14 07:11</w:t>
+      </w:r>
+    </w:p>
+    <w:p>
+      <w:r>
+        <w:rPr>
+          <w:rFonts w:ascii="Times New Roman" w:hAnsi="Times New Roman" w:eastAsia="宋体"/>
+          <w:sz w:val="18"/>
+        </w:rPr>
+        <w:t>链接:</w:t>
+      </w:r>
+      <w:hyperlink r:id="rId18">
+        <w:r>
+          <w:rPr>
+            <w:color w:val="0563C1"/>
+            <w:u w:val="single"/>
+          </w:rPr>
+          <w:t>阿里发布450美元AI眼镜，它真正想卖的不是硬件</w:t>
+        </w:r>
+      </w:hyperlink>
+    </w:p>
+    <w:p>
+      <w:pPr>
+        <w:pStyle w:val="Heading3"/>
+      </w:pPr>
+      <w:r>
+        <w:rPr>
+          <w:rFonts w:ascii="Times New Roman" w:hAnsi="Times New Roman" w:eastAsia="黑体"/>
+          <w:b w:val="0"/>
+          <w:color w:val="888888"/>
+          <w:sz w:val="24"/>
+        </w:rPr>
+        <w:t>【C级·参考】</w:t>
+      </w:r>
+      <w:r>
+        <w:rPr>
+          <w:rFonts w:ascii="Times New Roman" w:hAnsi="Times New Roman" w:eastAsia="黑体"/>
+          <w:b w:val="0"/>
+          <w:color w:val="888888"/>
+          <w:sz w:val="24"/>
+        </w:rPr>
+        <w:t>又一华中首店来了！“千问AI眼镜”落子武商梦时代</w:t>
+      </w:r>
+    </w:p>
+    <w:p>
+      <w:r>
+        <w:rPr>
+          <w:rFonts w:ascii="Times New Roman" w:hAnsi="Times New Roman" w:eastAsia="宋体"/>
+          <w:color w:val="888888"/>
+          <w:sz w:val="18"/>
+        </w:rPr>
+        <w:t>来源:Bing新闻 | 时间:10-14 07:11</w:t>
+      </w:r>
+    </w:p>
+    <w:p>
+      <w:r>
+        <w:rPr>
+          <w:rFonts w:ascii="Times New Roman" w:hAnsi="Times New Roman" w:eastAsia="宋体"/>
+          <w:sz w:val="18"/>
+        </w:rPr>
+        <w:t>链接:</w:t>
+      </w:r>
+      <w:hyperlink r:id="rId19">
+        <w:r>
+          <w:rPr>
+            <w:color w:val="0563C1"/>
+            <w:u w:val="single"/>
+          </w:rPr>
+          <w:t>又一华中首店来了！“千问AI眼镜”落子武商梦时代</w:t>
         </w:r>
       </w:hyperlink>
     </w:p>
@@ -448,13 +652,64 @@
         </w:rPr>
         <w:t>链接:</w:t>
       </w:r>
-      <w:hyperlink r:id="rId16">
+      <w:hyperlink r:id="rId20">
         <w:r>
           <w:rPr>
             <w:color w:val="0563C1"/>
             <w:u w:val="single"/>
           </w:rPr>
           <w:t>OpenAI engineer arrested in bugging of executive conference room</w:t>
+        </w:r>
+      </w:hyperlink>
+    </w:p>
+    <w:p>
+      <w:pPr>
+        <w:pStyle w:val="Heading3"/>
+      </w:pPr>
+      <w:r>
+        <w:rPr>
+          <w:rFonts w:ascii="Times New Roman" w:hAnsi="Times New Roman" w:eastAsia="黑体"/>
+          <w:b w:val="0"/>
+          <w:color w:val="888888"/>
+          <w:sz w:val="24"/>
+        </w:rPr>
+        <w:t>【C级·参考】</w:t>
+      </w:r>
+      <w:r>
+        <w:rPr>
+          <w:rFonts w:ascii="Times New Roman" w:hAnsi="Times New Roman" w:eastAsia="黑体"/>
+          <w:b w:val="0"/>
+          <w:color w:val="888888"/>
+          <w:sz w:val="24"/>
+        </w:rPr>
+        <w:t>千问发布AI眼镜、AI耳机三款Personal Agent硬件新品</w:t>
+      </w:r>
+    </w:p>
+    <w:p>
+      <w:r>
+        <w:rPr>
+          <w:rFonts w:ascii="Times New Roman" w:hAnsi="Times New Roman" w:eastAsia="宋体"/>
+          <w:color w:val="888888"/>
+          <w:sz w:val="18"/>
+        </w:rPr>
+        <w:t>来源:Bing新闻 | 时间:10-14 00:30</w:t>
+      </w:r>
+    </w:p>
+    <w:p>
+      <w:r>
+        <w:rPr>
+          <w:rFonts w:ascii="Times New Roman" w:hAnsi="Times New Roman" w:eastAsia="宋体"/>
+          <w:sz w:val="18"/>
+        </w:rPr>
+        <w:t>链接:</w:t>
+      </w:r>
+      <w:hyperlink r:id="rId21">
+        <w:r>
+          <w:rPr>
+            <w:color w:val="0563C1"/>
+            <w:u w:val="single"/>
+          </w:rPr>
+          <w:t>千问发布AI眼镜、AI耳机三款Personal Agent硬件新品</w:t>
         </w:r>
       </w:hyperlink>
     </w:p>
@@ -499,7 +754,7 @@
         </w:rPr>
         <w:t>链接:</w:t>
       </w:r>
-      <w:hyperlink r:id="rId17">
+      <w:hyperlink r:id="rId22">
         <w:r>
           <w:rPr>
             <w:color w:val="0563C1"/>
@@ -550,7 +805,7 @@
         </w:rPr>
         <w:t>链接:</w:t>
       </w:r>
-      <w:hyperlink r:id="rId18">
+      <w:hyperlink r:id="rId23">
         <w:r>
           <w:rPr>
             <w:color w:val="0563C1"/>
@@ -601,7 +856,7 @@
         </w:rPr>
         <w:t>链接:</w:t>
       </w:r>
-      <w:hyperlink r:id="rId19">
+      <w:hyperlink r:id="rId24">
         <w:r>
           <w:rPr>
             <w:color w:val="0563C1"/>
@@ -652,64 +907,13 @@
         </w:rPr>
         <w:t>链接:</w:t>
       </w:r>
-      <w:hyperlink r:id="rId20">
+      <w:hyperlink r:id="rId25">
         <w:r>
           <w:rPr>
             <w:color w:val="0563C1"/>
             <w:u w:val="single"/>
           </w:rPr>
           <w:t>阿里千问发布新一代AI眼镜及耳机 AI公司为何看好智能硬件？</w:t>
-        </w:r>
-      </w:hyperlink>
-    </w:p>
-    <w:p>
-      <w:pPr>
-        <w:pStyle w:val="Heading3"/>
-      </w:pPr>
-      <w:r>
-        <w:rPr>
-          <w:rFonts w:ascii="Times New Roman" w:hAnsi="Times New Roman" w:eastAsia="黑体"/>
-          <w:b w:val="0"/>
-          <w:color w:val="888888"/>
-          <w:sz w:val="24"/>
-        </w:rPr>
-        <w:t>【C级·参考】</w:t>
-      </w:r>
-      <w:r>
-        <w:rPr>
-          <w:rFonts w:ascii="Times New Roman" w:hAnsi="Times New Roman" w:eastAsia="黑体"/>
-          <w:b w:val="0"/>
-          <w:color w:val="888888"/>
-          <w:sz w:val="24"/>
-        </w:rPr>
-        <w:t>AI眼镜赛道近期迎密集融资 比特幻境完成数亿元天使轮融资</w:t>
-      </w:r>
-    </w:p>
-    <w:p>
-      <w:r>
-        <w:rPr>
-          <w:rFonts w:ascii="Times New Roman" w:hAnsi="Times New Roman" w:eastAsia="宋体"/>
-          <w:color w:val="888888"/>
-          <w:sz w:val="18"/>
-        </w:rPr>
-        <w:t>来源:Bing新闻 | 时间:10-13 21:24</w:t>
-      </w:r>
-    </w:p>
-    <w:p>
-      <w:r>
-        <w:rPr>
-          <w:rFonts w:ascii="Times New Roman" w:hAnsi="Times New Roman" w:eastAsia="宋体"/>
-          <w:sz w:val="18"/>
-        </w:rPr>
-        <w:t>链接:</w:t>
-      </w:r>
-      <w:hyperlink r:id="rId21">
-        <w:r>
-          <w:rPr>
-            <w:color w:val="0563C1"/>
-            <w:u w:val="single"/>
-          </w:rPr>
-          <w:t>AI眼镜赛道近期迎密集融资 比特幻境完成数亿元天使轮融资</w:t>
         </w:r>
       </w:hyperlink>
     </w:p>
@@ -754,64 +958,13 @@
         </w:rPr>
         <w:t>链接:</w:t>
       </w:r>
-      <w:hyperlink r:id="rId22">
+      <w:hyperlink r:id="rId26">
         <w:r>
           <w:rPr>
             <w:color w:val="0563C1"/>
             <w:u w:val="single"/>
           </w:rPr>
           <w:t>开启AI办公新纪元！大眼橙联合钉钉发布首款AI听记眼镜Q1</w:t>
-        </w:r>
-      </w:hyperlink>
-    </w:p>
-    <w:p>
-      <w:pPr>
-        <w:pStyle w:val="Heading3"/>
-      </w:pPr>
-      <w:r>
-        <w:rPr>
-          <w:rFonts w:ascii="Times New Roman" w:hAnsi="Times New Roman" w:eastAsia="黑体"/>
-          <w:b w:val="0"/>
-          <w:color w:val="888888"/>
-          <w:sz w:val="24"/>
-        </w:rPr>
-        <w:t>【C级·参考】</w:t>
-      </w:r>
-      <w:r>
-        <w:rPr>
-          <w:rFonts w:ascii="Times New Roman" w:hAnsi="Times New Roman" w:eastAsia="黑体"/>
-          <w:b w:val="0"/>
-          <w:color w:val="888888"/>
-          <w:sz w:val="24"/>
-        </w:rPr>
-        <w:t>彩显AI眼镜扎堆上市，上游供应链迎来增长</w:t>
-      </w:r>
-    </w:p>
-    <w:p>
-      <w:r>
-        <w:rPr>
-          <w:rFonts w:ascii="Times New Roman" w:hAnsi="Times New Roman" w:eastAsia="宋体"/>
-          <w:color w:val="888888"/>
-          <w:sz w:val="18"/>
-        </w:rPr>
-        <w:t>来源:Bing新闻 | 时间:10-13 19:37</w:t>
-      </w:r>
-    </w:p>
-    <w:p>
-      <w:r>
-        <w:rPr>
-          <w:rFonts w:ascii="Times New Roman" w:hAnsi="Times New Roman" w:eastAsia="宋体"/>
-          <w:sz w:val="18"/>
-        </w:rPr>
-        <w:t>链接:</w:t>
-      </w:r>
-      <w:hyperlink r:id="rId23">
-        <w:r>
-          <w:rPr>
-            <w:color w:val="0563C1"/>
-            <w:u w:val="single"/>
-          </w:rPr>
-          <w:t>彩显AI眼镜扎堆上市，上游供应链迎来增长</w:t>
         </w:r>
       </w:hyperlink>
     </w:p>
@@ -856,7 +1009,7 @@
         </w:rPr>
         <w:t>链接:</w:t>
       </w:r>
-      <w:hyperlink r:id="rId24">
+      <w:hyperlink r:id="rId27">
         <w:r>
           <w:rPr>
             <w:color w:val="0563C1"/>
@@ -886,7 +1039,7 @@
           <w:color w:val="888888"/>
           <w:sz w:val="24"/>
         </w:rPr>
-        <w:t>视频｜千问发布 AI 眼镜、AI 耳机三款 Personal Agent 全新硬件</w:t>
+        <w:t>全球首款搭载脑机接口的AI眼镜，Looktech新品发布</w:t>
       </w:r>
     </w:p>
     <w:p>
@@ -896,7 +1049,7 @@
           <w:color w:val="888888"/>
           <w:sz w:val="18"/>
         </w:rPr>
-        <w:t>来源:Bing新闻 | 时间:10-13 12:34</w:t>
+        <w:t>来源:Bing新闻 | 时间:10-13 16:48</w:t>
       </w:r>
     </w:p>
     <w:p>
@@ -907,115 +1060,13 @@
         </w:rPr>
         <w:t>链接:</w:t>
       </w:r>
-      <w:hyperlink r:id="rId25">
+      <w:hyperlink r:id="rId28">
         <w:r>
           <w:rPr>
             <w:color w:val="0563C1"/>
             <w:u w:val="single"/>
           </w:rPr>
-          <w:t>视频｜千问发布 AI 眼镜、AI 耳机三款 Personal Agent 全新硬件</w:t>
-        </w:r>
-      </w:hyperlink>
-    </w:p>
-    <w:p>
-      <w:pPr>
-        <w:pStyle w:val="Heading3"/>
-      </w:pPr>
-      <w:r>
-        <w:rPr>
-          <w:rFonts w:ascii="Times New Roman" w:hAnsi="Times New Roman" w:eastAsia="黑体"/>
-          <w:b w:val="0"/>
-          <w:color w:val="888888"/>
-          <w:sz w:val="24"/>
-        </w:rPr>
-        <w:t>【C级·参考】</w:t>
-      </w:r>
-      <w:r>
-        <w:rPr>
-          <w:rFonts w:ascii="Times New Roman" w:hAnsi="Times New Roman" w:eastAsia="黑体"/>
-          <w:b w:val="0"/>
-          <w:color w:val="888888"/>
-          <w:sz w:val="24"/>
-        </w:rPr>
-        <w:t>千问三款AI硬件开售，眼镜、耳机“物理助攻”Personal Agent</w:t>
-      </w:r>
-    </w:p>
-    <w:p>
-      <w:r>
-        <w:rPr>
-          <w:rFonts w:ascii="Times New Roman" w:hAnsi="Times New Roman" w:eastAsia="宋体"/>
-          <w:color w:val="888888"/>
-          <w:sz w:val="18"/>
-        </w:rPr>
-        <w:t>来源:Bing新闻 | 时间:10-13 11:45</w:t>
-      </w:r>
-    </w:p>
-    <w:p>
-      <w:r>
-        <w:rPr>
-          <w:rFonts w:ascii="Times New Roman" w:hAnsi="Times New Roman" w:eastAsia="宋体"/>
-          <w:sz w:val="18"/>
-        </w:rPr>
-        <w:t>链接:</w:t>
-      </w:r>
-      <w:hyperlink r:id="rId26">
-        <w:r>
-          <w:rPr>
-            <w:color w:val="0563C1"/>
-            <w:u w:val="single"/>
-          </w:rPr>
-          <w:t>千问三款AI硬件开售，眼镜、耳机“物理助攻”Personal Agent</w:t>
-        </w:r>
-      </w:hyperlink>
-    </w:p>
-    <w:p>
-      <w:pPr>
-        <w:pStyle w:val="Heading3"/>
-      </w:pPr>
-      <w:r>
-        <w:rPr>
-          <w:rFonts w:ascii="Times New Roman" w:hAnsi="Times New Roman" w:eastAsia="黑体"/>
-          <w:b w:val="0"/>
-          <w:color w:val="888888"/>
-          <w:sz w:val="24"/>
-        </w:rPr>
-        <w:t>【C级·参考】</w:t>
-      </w:r>
-      <w:r>
-        <w:rPr>
-          <w:rFonts w:ascii="Times New Roman" w:hAnsi="Times New Roman" w:eastAsia="黑体"/>
-          <w:b w:val="0"/>
-          <w:color w:val="888888"/>
-          <w:sz w:val="24"/>
-        </w:rPr>
-        <w:t>《ARC Raiders》自救成功！Steam在线暴涨10倍至18万人，腾讯国服看到希望</w:t>
-      </w:r>
-    </w:p>
-    <w:p>
-      <w:r>
-        <w:rPr>
-          <w:rFonts w:ascii="Times New Roman" w:hAnsi="Times New Roman" w:eastAsia="宋体"/>
-          <w:color w:val="888888"/>
-          <w:sz w:val="18"/>
-        </w:rPr>
-        <w:t>来源:GameLook | 时间:10-13 09:58</w:t>
-      </w:r>
-    </w:p>
-    <w:p>
-      <w:r>
-        <w:rPr>
-          <w:rFonts w:ascii="Times New Roman" w:hAnsi="Times New Roman" w:eastAsia="宋体"/>
-          <w:sz w:val="18"/>
-        </w:rPr>
-        <w:t>链接:</w:t>
-      </w:r>
-      <w:hyperlink r:id="rId27">
-        <w:r>
-          <w:rPr>
-            <w:color w:val="0563C1"/>
-            <w:u w:val="single"/>
-          </w:rPr>
-          <w:t>《ARC Raiders》自救成功！Steam在线暴涨10倍至18万人，腾讯国服看到希望</w:t>
+          <w:t>全球首款搭载脑机接口的AI眼镜，Looktech新品发布</w:t>
         </w:r>
       </w:hyperlink>
     </w:p>
@@ -1072,7 +1123,7 @@
         </w:rPr>
         <w:t>链接:</w:t>
       </w:r>
-      <w:hyperlink r:id="rId28">
+      <w:hyperlink r:id="rId29">
         <w:r>
           <w:rPr>
             <w:color w:val="0563C1"/>
@@ -1148,6 +1199,57 @@
           <w:color w:val="888888"/>
           <w:sz w:val="24"/>
         </w:rPr>
+        <w:t>微软 10 月 Win11 累积更新修复部分游戏内鼠标卡顿问题</w:t>
+      </w:r>
+    </w:p>
+    <w:p>
+      <w:r>
+        <w:rPr>
+          <w:rFonts w:ascii="Times New Roman" w:hAnsi="Times New Roman" w:eastAsia="宋体"/>
+          <w:color w:val="888888"/>
+          <w:sz w:val="18"/>
+        </w:rPr>
+        <w:t>来源:IT之家 | 时间:10-14 13:36</w:t>
+      </w:r>
+    </w:p>
+    <w:p>
+      <w:r>
+        <w:rPr>
+          <w:rFonts w:ascii="Times New Roman" w:hAnsi="Times New Roman" w:eastAsia="宋体"/>
+          <w:sz w:val="18"/>
+        </w:rPr>
+        <w:t>链接:</w:t>
+      </w:r>
+      <w:hyperlink r:id="rId30">
+        <w:r>
+          <w:rPr>
+            <w:color w:val="0563C1"/>
+            <w:u w:val="single"/>
+          </w:rPr>
+          <w:t>微软 10 月 Win11 累积更新修复部分游戏内鼠标卡顿问题</w:t>
+        </w:r>
+      </w:hyperlink>
+    </w:p>
+    <w:p>
+      <w:pPr>
+        <w:pStyle w:val="Heading3"/>
+      </w:pPr>
+      <w:r>
+        <w:rPr>
+          <w:rFonts w:ascii="Times New Roman" w:hAnsi="Times New Roman" w:eastAsia="黑体"/>
+          <w:b w:val="0"/>
+          <w:color w:val="888888"/>
+          <w:sz w:val="24"/>
+        </w:rPr>
+        <w:t>【C级·参考】</w:t>
+      </w:r>
+      <w:r>
+        <w:rPr>
+          <w:rFonts w:ascii="Times New Roman" w:hAnsi="Times New Roman" w:eastAsia="黑体"/>
+          <w:b w:val="0"/>
+          <w:color w:val="888888"/>
+          <w:sz w:val="24"/>
+        </w:rPr>
         <w:t>米哈游法务部：《原神》线下测试人员泄密至境外终被追责，被判赔偿 50 万</w:t>
       </w:r>
     </w:p>
@@ -1169,7 +1271,7 @@
         </w:rPr>
         <w:t>链接:</w:t>
       </w:r>
-      <w:hyperlink r:id="rId29">
+      <w:hyperlink r:id="rId31">
         <w:r>
           <w:rPr>
             <w:color w:val="0563C1"/>
@@ -1220,7 +1322,7 @@
         </w:rPr>
         <w:t>链接:</w:t>
       </w:r>
-      <w:hyperlink r:id="rId30">
+      <w:hyperlink r:id="rId32">
         <w:r>
           <w:rPr>
             <w:color w:val="0563C1"/>
@@ -1271,7 +1373,7 @@
         </w:rPr>
         <w:t>链接:</w:t>
       </w:r>
-      <w:hyperlink r:id="rId31">
+      <w:hyperlink r:id="rId33">
         <w:r>
           <w:rPr>
             <w:color w:val="0563C1"/>
@@ -1322,7 +1424,7 @@
         </w:rPr>
         <w:t>链接:</w:t>
       </w:r>
-      <w:hyperlink r:id="rId32">
+      <w:hyperlink r:id="rId34">
         <w:r>
           <w:rPr>
             <w:color w:val="0563C1"/>
@@ -1373,7 +1475,7 @@
         </w:rPr>
         <w:t>链接:</w:t>
       </w:r>
-      <w:hyperlink r:id="rId33">
+      <w:hyperlink r:id="rId35">
         <w:r>
           <w:rPr>
             <w:color w:val="0563C1"/>
@@ -1424,7 +1526,7 @@
         </w:rPr>
         <w:t>链接:</w:t>
       </w:r>
-      <w:hyperlink r:id="rId34">
+      <w:hyperlink r:id="rId36">
         <w:r>
           <w:rPr>
             <w:color w:val="0563C1"/>
@@ -1475,7 +1577,7 @@
         </w:rPr>
         <w:t>链接:</w:t>
       </w:r>
-      <w:hyperlink r:id="rId35">
+      <w:hyperlink r:id="rId37">
         <w:r>
           <w:rPr>
             <w:color w:val="0563C1"/>
@@ -1526,115 +1628,13 @@
         </w:rPr>
         <w:t>链接:</w:t>
       </w:r>
-      <w:hyperlink r:id="rId36">
+      <w:hyperlink r:id="rId38">
         <w:r>
           <w:rPr>
             <w:color w:val="0563C1"/>
             <w:u w:val="single"/>
           </w:rPr>
           <w:t>版署印发《出版业发展“十五五”规划》：网游首次纳入国家五年规划，游戏业迎新风口</w:t>
-        </w:r>
-      </w:hyperlink>
-    </w:p>
-    <w:p>
-      <w:pPr>
-        <w:pStyle w:val="Heading3"/>
-      </w:pPr>
-      <w:r>
-        <w:rPr>
-          <w:rFonts w:ascii="Times New Roman" w:hAnsi="Times New Roman" w:eastAsia="黑体"/>
-          <w:b w:val="0"/>
-          <w:color w:val="888888"/>
-          <w:sz w:val="24"/>
-        </w:rPr>
-        <w:t>【C级·参考】</w:t>
-      </w:r>
-      <w:r>
-        <w:rPr>
-          <w:rFonts w:ascii="Times New Roman" w:hAnsi="Times New Roman" w:eastAsia="黑体"/>
-          <w:b w:val="0"/>
-          <w:color w:val="888888"/>
-          <w:sz w:val="24"/>
-        </w:rPr>
-        <w:t>苹果慌了？拉反垄断专家“写中国报告邀功”，米哈游网易成“官网充值”案例</w:t>
-      </w:r>
-    </w:p>
-    <w:p>
-      <w:r>
-        <w:rPr>
-          <w:rFonts w:ascii="Times New Roman" w:hAnsi="Times New Roman" w:eastAsia="宋体"/>
-          <w:color w:val="888888"/>
-          <w:sz w:val="18"/>
-        </w:rPr>
-        <w:t>来源:GameLook | 时间:10-13 10:15</w:t>
-      </w:r>
-    </w:p>
-    <w:p>
-      <w:r>
-        <w:rPr>
-          <w:rFonts w:ascii="Times New Roman" w:hAnsi="Times New Roman" w:eastAsia="宋体"/>
-          <w:sz w:val="18"/>
-        </w:rPr>
-        <w:t>链接:</w:t>
-      </w:r>
-      <w:hyperlink r:id="rId37">
-        <w:r>
-          <w:rPr>
-            <w:color w:val="0563C1"/>
-            <w:u w:val="single"/>
-          </w:rPr>
-          <w:t>苹果慌了？拉反垄断专家“写中国报告邀功”，米哈游网易成“官网充值”案例</w:t>
-        </w:r>
-      </w:hyperlink>
-    </w:p>
-    <w:p>
-      <w:pPr>
-        <w:pStyle w:val="Heading3"/>
-      </w:pPr>
-      <w:r>
-        <w:rPr>
-          <w:rFonts w:ascii="Times New Roman" w:hAnsi="Times New Roman" w:eastAsia="黑体"/>
-          <w:b w:val="0"/>
-          <w:color w:val="888888"/>
-          <w:sz w:val="24"/>
-        </w:rPr>
-        <w:t>【C级·参考】</w:t>
-      </w:r>
-      <w:r>
-        <w:rPr>
-          <w:rFonts w:ascii="Times New Roman" w:hAnsi="Times New Roman" w:eastAsia="黑体"/>
-          <w:b w:val="0"/>
-          <w:color w:val="888888"/>
-          <w:sz w:val="24"/>
-        </w:rPr>
-        <w:t>分析：三消游戏的成功秘诀是“不创新”，创新关卡反而让玩家离开？</w:t>
-      </w:r>
-    </w:p>
-    <w:p>
-      <w:r>
-        <w:rPr>
-          <w:rFonts w:ascii="Times New Roman" w:hAnsi="Times New Roman" w:eastAsia="宋体"/>
-          <w:color w:val="888888"/>
-          <w:sz w:val="18"/>
-        </w:rPr>
-        <w:t>来源:GameLook | 时间:10-13 10:11</w:t>
-      </w:r>
-    </w:p>
-    <w:p>
-      <w:r>
-        <w:rPr>
-          <w:rFonts w:ascii="Times New Roman" w:hAnsi="Times New Roman" w:eastAsia="宋体"/>
-          <w:sz w:val="18"/>
-        </w:rPr>
-        <w:t>链接:</w:t>
-      </w:r>
-      <w:hyperlink r:id="rId38">
-        <w:r>
-          <w:rPr>
-            <w:color w:val="0563C1"/>
-            <w:u w:val="single"/>
-          </w:rPr>
-          <w:t>分析：三消游戏的成功秘诀是“不创新”，创新关卡反而让玩家离开？</w:t>
         </w:r>
       </w:hyperlink>
     </w:p>
@@ -1681,7 +1681,7 @@
           <w:rFonts w:ascii="Times New Roman" w:hAnsi="Times New Roman" w:eastAsia="宋体"/>
           <w:sz w:val="18"/>
         </w:rPr>
-        <w:t>IT之家(60)、GameLook(15)、HackerNews(6)、Bing新闻(10)</w:t>
+        <w:t>IT之家(60)、GameLook(15)、HackerNews(6)、Bing新闻(11)</w:t>
       </w:r>
     </w:p>
     <w:p>

--- a/briefings/线口监测午报-2026-10-14.docx
+++ b/briefings/线口监测午报-2026-10-14.docx
@@ -22,7 +22,7 @@
           <w:color w:val="888888"/>
           <w:sz w:val="18"/>
         </w:rPr>
-        <w:t>监测窗口:近48小时 | 生成时间:2026-10-14 14:11</w:t>
+        <w:t>监测窗口:近48小时 | 生成时间:2026-10-14 20:49</w:t>
       </w:r>
     </w:p>
     <w:p>
@@ -70,7 +70,7 @@
           <w:color w:val="888888"/>
           <w:sz w:val="24"/>
         </w:rPr>
-        <w:t>苹果 iPhone 15 Pro 及后续机型国行版备案大模型编号：Apple 智能、通义万象、通义千问</w:t>
+        <w:t>贾跃亭宣布 FFR 合并 FFAI 机器人业务独立上市，目标美股人形和仿生机器人第一股</w:t>
       </w:r>
     </w:p>
     <w:p>
@@ -80,7 +80,7 @@
           <w:color w:val="888888"/>
           <w:sz w:val="18"/>
         </w:rPr>
-        <w:t>来源:IT之家 | 时间:10-14 13:51</w:t>
+        <w:t>来源:IT之家 | 时间:10-14 19:51</w:t>
       </w:r>
     </w:p>
     <w:p>
@@ -97,7 +97,7 @@
             <w:color w:val="0563C1"/>
             <w:u w:val="single"/>
           </w:rPr>
-          <w:t>苹果 iPhone 15 Pro 及后续机型国行版备案大模型编号：Apple 智能、通义万象、通义千问</w:t>
+          <w:t>贾跃亭宣布 FFR 合并 FFAI 机器人业务独立上市，目标美股人形和仿生机器人第一股</w:t>
         </w:r>
       </w:hyperlink>
     </w:p>
@@ -121,7 +121,7 @@
           <w:color w:val="888888"/>
           <w:sz w:val="24"/>
         </w:rPr>
-        <w:t>苹果 iPhone Duo 国行备案新增大模型编号：Apple 智能、通义万象、通义千问</w:t>
+        <w:t>荣耀 MagicOS 11 十月升级功能公布：AI 随心握更新，IT之家资讯 / 圈子首页、话题页悬浮按钮支持跟手移动</w:t>
       </w:r>
     </w:p>
     <w:p>
@@ -131,7 +131,7 @@
           <w:color w:val="888888"/>
           <w:sz w:val="18"/>
         </w:rPr>
-        <w:t>来源:IT之家 | 时间:10-14 13:33</w:t>
+        <w:t>来源:IT之家 | 时间:10-14 19:42</w:t>
       </w:r>
     </w:p>
     <w:p>
@@ -148,7 +148,7 @@
             <w:color w:val="0563C1"/>
             <w:u w:val="single"/>
           </w:rPr>
-          <w:t>苹果 iPhone Duo 国行备案新增大模型编号：Apple 智能、通义万象、通义千问</w:t>
+          <w:t>荣耀 MagicOS 11 十月升级功能公布：AI 随心握更新，IT之家资讯 / 圈子首页、话题页悬浮按钮支持跟手移动</w:t>
         </w:r>
       </w:hyperlink>
     </w:p>
@@ -172,7 +172,7 @@
           <w:color w:val="888888"/>
           <w:sz w:val="24"/>
         </w:rPr>
-        <w:t>彭博社报告：云游戏与 AI 或将终结传统游戏主机</w:t>
+        <w:t>戴尔 CEO：AI 需要保障措施和控制，政府应发挥作用</w:t>
       </w:r>
     </w:p>
     <w:p>
@@ -182,7 +182,7 @@
           <w:color w:val="888888"/>
           <w:sz w:val="18"/>
         </w:rPr>
-        <w:t>来源:IT之家 | 时间:10-14 11:45</w:t>
+        <w:t>来源:IT之家 | 时间:10-14 19:22</w:t>
       </w:r>
     </w:p>
     <w:p>
@@ -199,7 +199,7 @@
             <w:color w:val="0563C1"/>
             <w:u w:val="single"/>
           </w:rPr>
-          <w:t>彭博社报告：云游戏与 AI 或将终结传统游戏主机</w:t>
+          <w:t>戴尔 CEO：AI 需要保障措施和控制，政府应发挥作用</w:t>
         </w:r>
       </w:hyperlink>
     </w:p>
@@ -223,7 +223,7 @@
           <w:color w:val="888888"/>
           <w:sz w:val="24"/>
         </w:rPr>
-        <w:t>雷神 ZERO Air 15 双十一开启优惠：1.54kg 轻量机身搭载 RTX 5060，支持 160W 性能释放</w:t>
+        <w:t>AI 挖掘的漏洞报告存在误报，华为终端安全奖励计划要求提交前进行人工分析和验证</w:t>
       </w:r>
     </w:p>
     <w:p>
@@ -233,7 +233,7 @@
           <w:color w:val="888888"/>
           <w:sz w:val="18"/>
         </w:rPr>
-        <w:t>来源:IT之家 | 时间:10-14 11:36</w:t>
+        <w:t>来源:IT之家 | 时间:10-14 18:09</w:t>
       </w:r>
     </w:p>
     <w:p>
@@ -250,7 +250,7 @@
             <w:color w:val="0563C1"/>
             <w:u w:val="single"/>
           </w:rPr>
-          <w:t>雷神 ZERO Air 15 双十一开启优惠：1.54kg 轻量机身搭载 RTX 5060，支持 160W 性能释放</w:t>
+          <w:t>AI 挖掘的漏洞报告存在误报，华为终端安全奖励计划要求提交前进行人工分析和验证</w:t>
         </w:r>
       </w:hyperlink>
     </w:p>
@@ -274,7 +274,7 @@
           <w:color w:val="888888"/>
           <w:sz w:val="24"/>
         </w:rPr>
-        <w:t>9 月“AI 魔改”视频治理成果：清理违规视频近 1.3 万条、处置违规账号 30 余个</w:t>
+        <w:t>SK 海力士预测：到 2030 年，AI 基础设施性能规模将增长约 20 倍</w:t>
       </w:r>
     </w:p>
     <w:p>
@@ -284,7 +284,7 @@
           <w:color w:val="888888"/>
           <w:sz w:val="18"/>
         </w:rPr>
-        <w:t>来源:IT之家 | 时间:10-14 10:12</w:t>
+        <w:t>来源:IT之家 | 时间:10-14 17:34</w:t>
       </w:r>
     </w:p>
     <w:p>
@@ -301,7 +301,7 @@
             <w:color w:val="0563C1"/>
             <w:u w:val="single"/>
           </w:rPr>
-          <w:t>9 月“AI 魔改”视频治理成果：清理违规视频近 1.3 万条、处置违规账号 30 余个</w:t>
+          <w:t>SK 海力士预测：到 2030 年，AI 基础设施性能规模将增长约 20 倍</w:t>
         </w:r>
       </w:hyperlink>
     </w:p>
@@ -325,7 +325,7 @@
           <w:color w:val="888888"/>
           <w:sz w:val="24"/>
         </w:rPr>
-        <w:t>Counterpoint：到 2030 年全球处方助听器销量将超 3100 万台，近半支持端侧 AI</w:t>
+        <w:t>全球首款 8K 超高清 AI 空间相机：禾赛 Kosmo One 发布，让建模像拍照一样简单</w:t>
       </w:r>
     </w:p>
     <w:p>
@@ -335,7 +335,7 @@
           <w:color w:val="888888"/>
           <w:sz w:val="18"/>
         </w:rPr>
-        <w:t>来源:IT之家 | 时间:10-14 10:07</w:t>
+        <w:t>来源:IT之家 | 时间:10-14 17:21</w:t>
       </w:r>
     </w:p>
     <w:p>
@@ -352,7 +352,211 @@
             <w:color w:val="0563C1"/>
             <w:u w:val="single"/>
           </w:rPr>
-          <w:t>Counterpoint：到 2030 年全球处方助听器销量将超 3100 万台，近半支持端侧 AI</w:t>
+          <w:t>全球首款 8K 超高清 AI 空间相机：禾赛 Kosmo One 发布，让建模像拍照一样简单</w:t>
+        </w:r>
+      </w:hyperlink>
+    </w:p>
+    <w:p>
+      <w:pPr>
+        <w:pStyle w:val="Heading3"/>
+      </w:pPr>
+      <w:r>
+        <w:rPr>
+          <w:rFonts w:ascii="Times New Roman" w:hAnsi="Times New Roman" w:eastAsia="黑体"/>
+          <w:b w:val="0"/>
+          <w:color w:val="888888"/>
+          <w:sz w:val="24"/>
+        </w:rPr>
+        <w:t>【C级·参考】</w:t>
+      </w:r>
+      <w:r>
+        <w:rPr>
+          <w:rFonts w:ascii="Times New Roman" w:hAnsi="Times New Roman" w:eastAsia="黑体"/>
+          <w:b w:val="0"/>
+          <w:color w:val="888888"/>
+          <w:sz w:val="24"/>
+        </w:rPr>
+        <w:t>阿里发布450美元AI眼镜，它真正想卖的不是硬件</w:t>
+      </w:r>
+    </w:p>
+    <w:p>
+      <w:r>
+        <w:rPr>
+          <w:rFonts w:ascii="Times New Roman" w:hAnsi="Times New Roman" w:eastAsia="宋体"/>
+          <w:color w:val="888888"/>
+          <w:sz w:val="18"/>
+        </w:rPr>
+        <w:t>来源:Bing新闻 | 时间:10-14 13:49</w:t>
+      </w:r>
+    </w:p>
+    <w:p>
+      <w:r>
+        <w:rPr>
+          <w:rFonts w:ascii="Times New Roman" w:hAnsi="Times New Roman" w:eastAsia="宋体"/>
+          <w:sz w:val="18"/>
+        </w:rPr>
+        <w:t>链接:</w:t>
+      </w:r>
+      <w:hyperlink r:id="rId15">
+        <w:r>
+          <w:rPr>
+            <w:color w:val="0563C1"/>
+            <w:u w:val="single"/>
+          </w:rPr>
+          <w:t>阿里发布450美元AI眼镜，它真正想卖的不是硬件</w:t>
+        </w:r>
+      </w:hyperlink>
+    </w:p>
+    <w:p>
+      <w:pPr>
+        <w:pStyle w:val="Heading3"/>
+      </w:pPr>
+      <w:r>
+        <w:rPr>
+          <w:rFonts w:ascii="Times New Roman" w:hAnsi="Times New Roman" w:eastAsia="黑体"/>
+          <w:b w:val="0"/>
+          <w:color w:val="888888"/>
+          <w:sz w:val="24"/>
+        </w:rPr>
+        <w:t>【C级·参考】</w:t>
+      </w:r>
+      <w:r>
+        <w:rPr>
+          <w:rFonts w:ascii="Times New Roman" w:hAnsi="Times New Roman" w:eastAsia="黑体"/>
+          <w:b w:val="0"/>
+          <w:color w:val="888888"/>
+          <w:sz w:val="24"/>
+        </w:rPr>
+        <w:t>歌尔虎口夺食，斩获阿里AI眼镜高端单</w:t>
+      </w:r>
+    </w:p>
+    <w:p>
+      <w:r>
+        <w:rPr>
+          <w:rFonts w:ascii="Times New Roman" w:hAnsi="Times New Roman" w:eastAsia="宋体"/>
+          <w:color w:val="888888"/>
+          <w:sz w:val="18"/>
+        </w:rPr>
+        <w:t>来源:Bing新闻 | 时间:10-14 12:18</w:t>
+      </w:r>
+    </w:p>
+    <w:p>
+      <w:r>
+        <w:rPr>
+          <w:rFonts w:ascii="Times New Roman" w:hAnsi="Times New Roman" w:eastAsia="宋体"/>
+          <w:sz w:val="18"/>
+        </w:rPr>
+        <w:t>链接:</w:t>
+      </w:r>
+      <w:hyperlink r:id="rId16">
+        <w:r>
+          <w:rPr>
+            <w:color w:val="0563C1"/>
+            <w:u w:val="single"/>
+          </w:rPr>
+          <w:t>歌尔虎口夺食，斩获阿里AI眼镜高端单</w:t>
+        </w:r>
+      </w:hyperlink>
+    </w:p>
+    <w:p>
+      <w:pPr>
+        <w:pStyle w:val="Heading3"/>
+      </w:pPr>
+      <w:r>
+        <w:rPr>
+          <w:rFonts w:ascii="Times New Roman" w:hAnsi="Times New Roman" w:eastAsia="黑体"/>
+          <w:b w:val="0"/>
+          <w:color w:val="888888"/>
+          <w:sz w:val="24"/>
+        </w:rPr>
+        <w:t>【C级·参考】</w:t>
+      </w:r>
+      <w:r>
+        <w:rPr>
+          <w:rFonts w:ascii="Times New Roman" w:hAnsi="Times New Roman" w:eastAsia="黑体"/>
+          <w:b w:val="0"/>
+          <w:color w:val="888888"/>
+          <w:sz w:val="24"/>
+        </w:rPr>
+        <w:t>阿里千问发布新一代AI眼镜及耳机 AI公司为何看好智能硬件？</w:t>
+      </w:r>
+    </w:p>
+    <w:p>
+      <w:r>
+        <w:rPr>
+          <w:rFonts w:ascii="Times New Roman" w:hAnsi="Times New Roman" w:eastAsia="宋体"/>
+          <w:color w:val="888888"/>
+          <w:sz w:val="18"/>
+        </w:rPr>
+        <w:t>来源:Bing新闻 | 时间:10-14 12:14</w:t>
+      </w:r>
+    </w:p>
+    <w:p>
+      <w:r>
+        <w:rPr>
+          <w:rFonts w:ascii="Times New Roman" w:hAnsi="Times New Roman" w:eastAsia="宋体"/>
+          <w:sz w:val="18"/>
+        </w:rPr>
+        <w:t>链接:</w:t>
+      </w:r>
+      <w:hyperlink r:id="rId17">
+        <w:r>
+          <w:rPr>
+            <w:color w:val="0563C1"/>
+            <w:u w:val="single"/>
+          </w:rPr>
+          <w:t>阿里千问发布新一代AI眼镜及耳机 AI公司为何看好智能硬件？</w:t>
+        </w:r>
+      </w:hyperlink>
+    </w:p>
+    <w:p>
+      <w:pPr>
+        <w:pStyle w:val="Heading3"/>
+      </w:pPr>
+      <w:r>
+        <w:rPr>
+          <w:rFonts w:ascii="Times New Roman" w:hAnsi="Times New Roman" w:eastAsia="黑体"/>
+          <w:b w:val="0"/>
+          <w:color w:val="888888"/>
+          <w:sz w:val="24"/>
+        </w:rPr>
+        <w:t>【C级·参考】</w:t>
+      </w:r>
+      <w:r>
+        <w:rPr>
+          <w:rFonts w:ascii="Times New Roman" w:hAnsi="Times New Roman" w:eastAsia="黑体"/>
+          <w:b w:val="0"/>
+          <w:color w:val="888888"/>
+          <w:sz w:val="24"/>
+        </w:rPr>
+        <w:t>开启AI办公新纪元！大眼橙联合钉钉发布首款AI听记眼镜Q1</w:t>
+      </w:r>
+    </w:p>
+    <w:p>
+      <w:r>
+        <w:rPr>
+          <w:rFonts w:ascii="Times New Roman" w:hAnsi="Times New Roman" w:eastAsia="宋体"/>
+          <w:color w:val="888888"/>
+          <w:sz w:val="18"/>
+        </w:rPr>
+        <w:t>来源:Bing新闻 | 时间:10-14 11:06</w:t>
+      </w:r>
+    </w:p>
+    <w:p>
+      <w:r>
+        <w:rPr>
+          <w:rFonts w:ascii="Times New Roman" w:hAnsi="Times New Roman" w:eastAsia="宋体"/>
+          <w:sz w:val="18"/>
+        </w:rPr>
+        <w:t>链接:</w:t>
+      </w:r>
+      <w:hyperlink r:id="rId18">
+        <w:r>
+          <w:rPr>
+            <w:color w:val="0563C1"/>
+            <w:u w:val="single"/>
+          </w:rPr>
+          <w:t>开启AI办公新纪元！大眼橙联合钉钉发布首款AI听记眼镜Q1</w:t>
         </w:r>
       </w:hyperlink>
     </w:p>
@@ -397,7 +601,7 @@
         </w:rPr>
         <w:t>链接:</w:t>
       </w:r>
-      <w:hyperlink r:id="rId15">
+      <w:hyperlink r:id="rId19">
         <w:r>
           <w:rPr>
             <w:color w:val="0563C1"/>
@@ -448,7 +652,7 @@
         </w:rPr>
         <w:t>链接:</w:t>
       </w:r>
-      <w:hyperlink r:id="rId16">
+      <w:hyperlink r:id="rId20">
         <w:r>
           <w:rPr>
             <w:color w:val="0563C1"/>
@@ -478,7 +682,7 @@
           <w:color w:val="888888"/>
           <w:sz w:val="24"/>
         </w:rPr>
-        <w:t>Show HN: Pulse Local, a Mac budgeting app whose AI models run on your machine</w:t>
+        <w:t>大眼橙×钉钉联合定义：可弯折AI听记眼镜Q1发布，售价1299元</w:t>
       </w:r>
     </w:p>
     <w:p>
@@ -488,7 +692,7 @@
           <w:color w:val="888888"/>
           <w:sz w:val="18"/>
         </w:rPr>
-        <w:t>来源:Hacker News | 时间:10-14 07:13</w:t>
+        <w:t>来源:Bing新闻 | 时间:10-14 05:00</w:t>
       </w:r>
     </w:p>
     <w:p>
@@ -499,13 +703,13 @@
         </w:rPr>
         <w:t>链接:</w:t>
       </w:r>
-      <w:hyperlink r:id="rId17">
+      <w:hyperlink r:id="rId21">
         <w:r>
           <w:rPr>
             <w:color w:val="0563C1"/>
             <w:u w:val="single"/>
           </w:rPr>
-          <w:t>Show HN: Pulse Local, a Mac budgeting app whose AI models run on your machine</w:t>
+          <w:t>大眼橙×钉钉联合定义：可弯折AI听记眼镜Q1发布，售价1299元</w:t>
         </w:r>
       </w:hyperlink>
     </w:p>
@@ -529,7 +733,7 @@
           <w:color w:val="888888"/>
           <w:sz w:val="24"/>
         </w:rPr>
-        <w:t>阿里发布450美元AI眼镜，它真正想卖的不是硬件</w:t>
+        <w:t>全球首款搭载脑机接口的AI眼镜，Looktech新品发布</w:t>
       </w:r>
     </w:p>
     <w:p>
@@ -539,7 +743,7 @@
           <w:color w:val="888888"/>
           <w:sz w:val="18"/>
         </w:rPr>
-        <w:t>来源:Bing新闻 | 时间:10-14 07:11</w:t>
+        <w:t>来源:Bing新闻 | 时间:10-14 03:45</w:t>
       </w:r>
     </w:p>
     <w:p>
@@ -550,13 +754,13 @@
         </w:rPr>
         <w:t>链接:</w:t>
       </w:r>
-      <w:hyperlink r:id="rId18">
+      <w:hyperlink r:id="rId22">
         <w:r>
           <w:rPr>
             <w:color w:val="0563C1"/>
             <w:u w:val="single"/>
           </w:rPr>
-          <w:t>阿里发布450美元AI眼镜，它真正想卖的不是硬件</w:t>
+          <w:t>全球首款搭载脑机接口的AI眼镜，Looktech新品发布</w:t>
         </w:r>
       </w:hyperlink>
     </w:p>
@@ -580,7 +784,7 @@
           <w:color w:val="888888"/>
           <w:sz w:val="24"/>
         </w:rPr>
-        <w:t>又一华中首店来了！“千问AI眼镜”落子武商梦时代</w:t>
+        <w:t>大眼橙联合钉钉发布可弯折 AI 听记眼镜 Q1：最轻仅 28g，定价 1299 元起</w:t>
       </w:r>
     </w:p>
     <w:p>
@@ -590,211 +794,7 @@
           <w:color w:val="888888"/>
           <w:sz w:val="18"/>
         </w:rPr>
-        <w:t>来源:Bing新闻 | 时间:10-14 07:11</w:t>
-      </w:r>
-    </w:p>
-    <w:p>
-      <w:r>
-        <w:rPr>
-          <w:rFonts w:ascii="Times New Roman" w:hAnsi="Times New Roman" w:eastAsia="宋体"/>
-          <w:sz w:val="18"/>
-        </w:rPr>
-        <w:t>链接:</w:t>
-      </w:r>
-      <w:hyperlink r:id="rId19">
-        <w:r>
-          <w:rPr>
-            <w:color w:val="0563C1"/>
-            <w:u w:val="single"/>
-          </w:rPr>
-          <w:t>又一华中首店来了！“千问AI眼镜”落子武商梦时代</w:t>
-        </w:r>
-      </w:hyperlink>
-    </w:p>
-    <w:p>
-      <w:pPr>
-        <w:pStyle w:val="Heading3"/>
-      </w:pPr>
-      <w:r>
-        <w:rPr>
-          <w:rFonts w:ascii="Times New Roman" w:hAnsi="Times New Roman" w:eastAsia="黑体"/>
-          <w:b w:val="0"/>
-          <w:color w:val="888888"/>
-          <w:sz w:val="24"/>
-        </w:rPr>
-        <w:t>【C级·参考】</w:t>
-      </w:r>
-      <w:r>
-        <w:rPr>
-          <w:rFonts w:ascii="Times New Roman" w:hAnsi="Times New Roman" w:eastAsia="黑体"/>
-          <w:b w:val="0"/>
-          <w:color w:val="888888"/>
-          <w:sz w:val="24"/>
-        </w:rPr>
-        <w:t>OpenAI engineer arrested in bugging of executive conference room</w:t>
-      </w:r>
-    </w:p>
-    <w:p>
-      <w:r>
-        <w:rPr>
-          <w:rFonts w:ascii="Times New Roman" w:hAnsi="Times New Roman" w:eastAsia="宋体"/>
-          <w:color w:val="888888"/>
-          <w:sz w:val="18"/>
-        </w:rPr>
-        <w:t>来源:Hacker News | 时间:10-14 04:23</w:t>
-      </w:r>
-    </w:p>
-    <w:p>
-      <w:r>
-        <w:rPr>
-          <w:rFonts w:ascii="Times New Roman" w:hAnsi="Times New Roman" w:eastAsia="宋体"/>
-          <w:sz w:val="18"/>
-        </w:rPr>
-        <w:t>链接:</w:t>
-      </w:r>
-      <w:hyperlink r:id="rId20">
-        <w:r>
-          <w:rPr>
-            <w:color w:val="0563C1"/>
-            <w:u w:val="single"/>
-          </w:rPr>
-          <w:t>OpenAI engineer arrested in bugging of executive conference room</w:t>
-        </w:r>
-      </w:hyperlink>
-    </w:p>
-    <w:p>
-      <w:pPr>
-        <w:pStyle w:val="Heading3"/>
-      </w:pPr>
-      <w:r>
-        <w:rPr>
-          <w:rFonts w:ascii="Times New Roman" w:hAnsi="Times New Roman" w:eastAsia="黑体"/>
-          <w:b w:val="0"/>
-          <w:color w:val="888888"/>
-          <w:sz w:val="24"/>
-        </w:rPr>
-        <w:t>【C级·参考】</w:t>
-      </w:r>
-      <w:r>
-        <w:rPr>
-          <w:rFonts w:ascii="Times New Roman" w:hAnsi="Times New Roman" w:eastAsia="黑体"/>
-          <w:b w:val="0"/>
-          <w:color w:val="888888"/>
-          <w:sz w:val="24"/>
-        </w:rPr>
-        <w:t>千问发布AI眼镜、AI耳机三款Personal Agent硬件新品</w:t>
-      </w:r>
-    </w:p>
-    <w:p>
-      <w:r>
-        <w:rPr>
-          <w:rFonts w:ascii="Times New Roman" w:hAnsi="Times New Roman" w:eastAsia="宋体"/>
-          <w:color w:val="888888"/>
-          <w:sz w:val="18"/>
-        </w:rPr>
-        <w:t>来源:Bing新闻 | 时间:10-14 00:30</w:t>
-      </w:r>
-    </w:p>
-    <w:p>
-      <w:r>
-        <w:rPr>
-          <w:rFonts w:ascii="Times New Roman" w:hAnsi="Times New Roman" w:eastAsia="宋体"/>
-          <w:sz w:val="18"/>
-        </w:rPr>
-        <w:t>链接:</w:t>
-      </w:r>
-      <w:hyperlink r:id="rId21">
-        <w:r>
-          <w:rPr>
-            <w:color w:val="0563C1"/>
-            <w:u w:val="single"/>
-          </w:rPr>
-          <w:t>千问发布AI眼镜、AI耳机三款Personal Agent硬件新品</w:t>
-        </w:r>
-      </w:hyperlink>
-    </w:p>
-    <w:p>
-      <w:pPr>
-        <w:pStyle w:val="Heading3"/>
-      </w:pPr>
-      <w:r>
-        <w:rPr>
-          <w:rFonts w:ascii="Times New Roman" w:hAnsi="Times New Roman" w:eastAsia="黑体"/>
-          <w:b w:val="0"/>
-          <w:color w:val="888888"/>
-          <w:sz w:val="24"/>
-        </w:rPr>
-        <w:t>【C级·参考】</w:t>
-      </w:r>
-      <w:r>
-        <w:rPr>
-          <w:rFonts w:ascii="Times New Roman" w:hAnsi="Times New Roman" w:eastAsia="黑体"/>
-          <w:b w:val="0"/>
-          <w:color w:val="888888"/>
-          <w:sz w:val="24"/>
-        </w:rPr>
-        <w:t>I posted to HN, and then my website was flooded with AI bot traffic</w:t>
-      </w:r>
-    </w:p>
-    <w:p>
-      <w:r>
-        <w:rPr>
-          <w:rFonts w:ascii="Times New Roman" w:hAnsi="Times New Roman" w:eastAsia="宋体"/>
-          <w:color w:val="888888"/>
-          <w:sz w:val="18"/>
-        </w:rPr>
-        <w:t>来源:Hacker News | 时间:10-13 23:25</w:t>
-      </w:r>
-    </w:p>
-    <w:p>
-      <w:r>
-        <w:rPr>
-          <w:rFonts w:ascii="Times New Roman" w:hAnsi="Times New Roman" w:eastAsia="宋体"/>
-          <w:sz w:val="18"/>
-        </w:rPr>
-        <w:t>链接:</w:t>
-      </w:r>
-      <w:hyperlink r:id="rId22">
-        <w:r>
-          <w:rPr>
-            <w:color w:val="0563C1"/>
-            <w:u w:val="single"/>
-          </w:rPr>
-          <w:t>I posted to HN, and then my website was flooded with AI bot traffic</w:t>
-        </w:r>
-      </w:hyperlink>
-    </w:p>
-    <w:p>
-      <w:pPr>
-        <w:pStyle w:val="Heading3"/>
-      </w:pPr>
-      <w:r>
-        <w:rPr>
-          <w:rFonts w:ascii="Times New Roman" w:hAnsi="Times New Roman" w:eastAsia="黑体"/>
-          <w:b w:val="0"/>
-          <w:color w:val="888888"/>
-          <w:sz w:val="24"/>
-        </w:rPr>
-        <w:t>【C级·参考】</w:t>
-      </w:r>
-      <w:r>
-        <w:rPr>
-          <w:rFonts w:ascii="Times New Roman" w:hAnsi="Times New Roman" w:eastAsia="黑体"/>
-          <w:b w:val="0"/>
-          <w:color w:val="888888"/>
-          <w:sz w:val="24"/>
-        </w:rPr>
-        <w:t>Apple's new 'Switch to Safari' campaign details why you should ditch Chrome</w:t>
-      </w:r>
-    </w:p>
-    <w:p>
-      <w:r>
-        <w:rPr>
-          <w:rFonts w:ascii="Times New Roman" w:hAnsi="Times New Roman" w:eastAsia="宋体"/>
-          <w:color w:val="888888"/>
-          <w:sz w:val="18"/>
-        </w:rPr>
-        <w:t>来源:Hacker News | 时间:10-13 22:26</w:t>
+        <w:t>来源:Bing新闻 | 时间:10-14 02:54</w:t>
       </w:r>
     </w:p>
     <w:p>
@@ -811,160 +811,7 @@
             <w:color w:val="0563C1"/>
             <w:u w:val="single"/>
           </w:rPr>
-          <w:t>Apple's new 'Switch to Safari' campaign details why you should ditch Chrome</w:t>
-        </w:r>
-      </w:hyperlink>
-    </w:p>
-    <w:p>
-      <w:pPr>
-        <w:pStyle w:val="Heading3"/>
-      </w:pPr>
-      <w:r>
-        <w:rPr>
-          <w:rFonts w:ascii="Times New Roman" w:hAnsi="Times New Roman" w:eastAsia="黑体"/>
-          <w:b w:val="0"/>
-          <w:color w:val="888888"/>
-          <w:sz w:val="24"/>
-        </w:rPr>
-        <w:t>【C级·参考】</w:t>
-      </w:r>
-      <w:r>
-        <w:rPr>
-          <w:rFonts w:ascii="Times New Roman" w:hAnsi="Times New Roman" w:eastAsia="黑体"/>
-          <w:b w:val="0"/>
-          <w:color w:val="888888"/>
-          <w:sz w:val="24"/>
-        </w:rPr>
-        <w:t>歌尔虎口夺食，斩获阿里AI眼镜高端单</w:t>
-      </w:r>
-    </w:p>
-    <w:p>
-      <w:r>
-        <w:rPr>
-          <w:rFonts w:ascii="Times New Roman" w:hAnsi="Times New Roman" w:eastAsia="宋体"/>
-          <w:color w:val="888888"/>
-          <w:sz w:val="18"/>
-        </w:rPr>
-        <w:t>来源:Bing新闻 | 时间:10-13 22:19</w:t>
-      </w:r>
-    </w:p>
-    <w:p>
-      <w:r>
-        <w:rPr>
-          <w:rFonts w:ascii="Times New Roman" w:hAnsi="Times New Roman" w:eastAsia="宋体"/>
-          <w:sz w:val="18"/>
-        </w:rPr>
-        <w:t>链接:</w:t>
-      </w:r>
-      <w:hyperlink r:id="rId24">
-        <w:r>
-          <w:rPr>
-            <w:color w:val="0563C1"/>
-            <w:u w:val="single"/>
-          </w:rPr>
-          <w:t>歌尔虎口夺食，斩获阿里AI眼镜高端单</w:t>
-        </w:r>
-      </w:hyperlink>
-    </w:p>
-    <w:p>
-      <w:pPr>
-        <w:pStyle w:val="Heading3"/>
-      </w:pPr>
-      <w:r>
-        <w:rPr>
-          <w:rFonts w:ascii="Times New Roman" w:hAnsi="Times New Roman" w:eastAsia="黑体"/>
-          <w:b w:val="0"/>
-          <w:color w:val="888888"/>
-          <w:sz w:val="24"/>
-        </w:rPr>
-        <w:t>【C级·参考】</w:t>
-      </w:r>
-      <w:r>
-        <w:rPr>
-          <w:rFonts w:ascii="Times New Roman" w:hAnsi="Times New Roman" w:eastAsia="黑体"/>
-          <w:b w:val="0"/>
-          <w:color w:val="888888"/>
-          <w:sz w:val="24"/>
-        </w:rPr>
-        <w:t>阿里千问发布新一代AI眼镜及耳机 AI公司为何看好智能硬件？</w:t>
-      </w:r>
-    </w:p>
-    <w:p>
-      <w:r>
-        <w:rPr>
-          <w:rFonts w:ascii="Times New Roman" w:hAnsi="Times New Roman" w:eastAsia="宋体"/>
-          <w:color w:val="888888"/>
-          <w:sz w:val="18"/>
-        </w:rPr>
-        <w:t>来源:Bing新闻 | 时间:10-13 22:14</w:t>
-      </w:r>
-    </w:p>
-    <w:p>
-      <w:r>
-        <w:rPr>
-          <w:rFonts w:ascii="Times New Roman" w:hAnsi="Times New Roman" w:eastAsia="宋体"/>
-          <w:sz w:val="18"/>
-        </w:rPr>
-        <w:t>链接:</w:t>
-      </w:r>
-      <w:hyperlink r:id="rId25">
-        <w:r>
-          <w:rPr>
-            <w:color w:val="0563C1"/>
-            <w:u w:val="single"/>
-          </w:rPr>
-          <w:t>阿里千问发布新一代AI眼镜及耳机 AI公司为何看好智能硬件？</w:t>
-        </w:r>
-      </w:hyperlink>
-    </w:p>
-    <w:p>
-      <w:pPr>
-        <w:pStyle w:val="Heading3"/>
-      </w:pPr>
-      <w:r>
-        <w:rPr>
-          <w:rFonts w:ascii="Times New Roman" w:hAnsi="Times New Roman" w:eastAsia="黑体"/>
-          <w:b w:val="0"/>
-          <w:color w:val="888888"/>
-          <w:sz w:val="24"/>
-        </w:rPr>
-        <w:t>【C级·参考】</w:t>
-      </w:r>
-      <w:r>
-        <w:rPr>
-          <w:rFonts w:ascii="Times New Roman" w:hAnsi="Times New Roman" w:eastAsia="黑体"/>
-          <w:b w:val="0"/>
-          <w:color w:val="888888"/>
-          <w:sz w:val="24"/>
-        </w:rPr>
-        <w:t>开启AI办公新纪元！大眼橙联合钉钉发布首款AI听记眼镜Q1</w:t>
-      </w:r>
-    </w:p>
-    <w:p>
-      <w:r>
-        <w:rPr>
-          <w:rFonts w:ascii="Times New Roman" w:hAnsi="Times New Roman" w:eastAsia="宋体"/>
-          <w:color w:val="888888"/>
-          <w:sz w:val="18"/>
-        </w:rPr>
-        <w:t>来源:Bing新闻 | 时间:10-13 21:07</w:t>
-      </w:r>
-    </w:p>
-    <w:p>
-      <w:r>
-        <w:rPr>
-          <w:rFonts w:ascii="Times New Roman" w:hAnsi="Times New Roman" w:eastAsia="宋体"/>
-          <w:sz w:val="18"/>
-        </w:rPr>
-        <w:t>链接:</w:t>
-      </w:r>
-      <w:hyperlink r:id="rId26">
-        <w:r>
-          <w:rPr>
-            <w:color w:val="0563C1"/>
-            <w:u w:val="single"/>
-          </w:rPr>
-          <w:t>开启AI办公新纪元！大眼橙联合钉钉发布首款AI听记眼镜Q1</w:t>
+          <w:t>大眼橙联合钉钉发布可弯折 AI 听记眼镜 Q1：最轻仅 28g，定价 1299 元起</w:t>
         </w:r>
       </w:hyperlink>
     </w:p>
@@ -1009,7 +856,7 @@
         </w:rPr>
         <w:t>链接:</w:t>
       </w:r>
-      <w:hyperlink r:id="rId27">
+      <w:hyperlink r:id="rId24">
         <w:r>
           <w:rPr>
             <w:color w:val="0563C1"/>
@@ -1039,7 +886,7 @@
           <w:color w:val="888888"/>
           <w:sz w:val="24"/>
         </w:rPr>
-        <w:t>全球首款搭载脑机接口的AI眼镜，Looktech新品发布</w:t>
+        <w:t>千问AI眼镜，学会主动服务</w:t>
       </w:r>
     </w:p>
     <w:p>
@@ -1049,7 +896,7 @@
           <w:color w:val="888888"/>
           <w:sz w:val="18"/>
         </w:rPr>
-        <w:t>来源:Bing新闻 | 时间:10-13 16:48</w:t>
+        <w:t>来源:Bing新闻 | 时间:10-13 14:23</w:t>
       </w:r>
     </w:p>
     <w:p>
@@ -1060,27 +907,15 @@
         </w:rPr>
         <w:t>链接:</w:t>
       </w:r>
-      <w:hyperlink r:id="rId28">
+      <w:hyperlink r:id="rId25">
         <w:r>
           <w:rPr>
             <w:color w:val="0563C1"/>
             <w:u w:val="single"/>
           </w:rPr>
-          <w:t>全球首款搭载脑机接口的AI眼镜，Looktech新品发布</w:t>
+          <w:t>千问AI眼镜，学会主动服务</w:t>
         </w:r>
       </w:hyperlink>
-    </w:p>
-    <w:p>
-      <w:pPr>
-        <w:pStyle w:val="Heading2"/>
-      </w:pPr>
-      <w:r>
-        <w:rPr>
-          <w:rFonts w:ascii="Times New Roman" w:hAnsi="Times New Roman" w:eastAsia="黑体"/>
-          <w:sz w:val="28"/>
-        </w:rPr>
-        <w:t>机器人/AI硬件</w:t>
-      </w:r>
     </w:p>
     <w:p>
       <w:pPr>
@@ -1102,7 +937,7 @@
           <w:color w:val="888888"/>
           <w:sz w:val="24"/>
         </w:rPr>
-        <w:t>消息称具身智能独角兽公司智元启动新一轮融资，估值约 500 亿元</w:t>
+        <w:t>视频｜千问发布 AI 眼镜、AI 耳机三款 Personal Agent 全新硬件</w:t>
       </w:r>
     </w:p>
     <w:p>
@@ -1112,7 +947,189 @@
           <w:color w:val="888888"/>
           <w:sz w:val="18"/>
         </w:rPr>
-        <w:t>来源:IT之家 | 时间:10-14 09:51</w:t>
+        <w:t>来源:Bing新闻 | 时间:10-13 12:34</w:t>
+      </w:r>
+    </w:p>
+    <w:p>
+      <w:r>
+        <w:rPr>
+          <w:rFonts w:ascii="Times New Roman" w:hAnsi="Times New Roman" w:eastAsia="宋体"/>
+          <w:sz w:val="18"/>
+        </w:rPr>
+        <w:t>链接:</w:t>
+      </w:r>
+      <w:hyperlink r:id="rId26">
+        <w:r>
+          <w:rPr>
+            <w:color w:val="0563C1"/>
+            <w:u w:val="single"/>
+          </w:rPr>
+          <w:t>视频｜千问发布 AI 眼镜、AI 耳机三款 Personal Agent 全新硬件</w:t>
+        </w:r>
+      </w:hyperlink>
+    </w:p>
+    <w:p>
+      <w:pPr>
+        <w:pStyle w:val="Heading3"/>
+      </w:pPr>
+      <w:r>
+        <w:rPr>
+          <w:rFonts w:ascii="Times New Roman" w:hAnsi="Times New Roman" w:eastAsia="黑体"/>
+          <w:b w:val="0"/>
+          <w:color w:val="888888"/>
+          <w:sz w:val="24"/>
+        </w:rPr>
+        <w:t>【C级·参考】</w:t>
+      </w:r>
+      <w:r>
+        <w:rPr>
+          <w:rFonts w:ascii="Times New Roman" w:hAnsi="Times New Roman" w:eastAsia="黑体"/>
+          <w:b w:val="0"/>
+          <w:color w:val="888888"/>
+          <w:sz w:val="24"/>
+        </w:rPr>
+        <w:t>《ARC Raiders》自救成功！Steam在线暴涨10倍至18万人，腾讯国服看到希望</w:t>
+      </w:r>
+    </w:p>
+    <w:p>
+      <w:r>
+        <w:rPr>
+          <w:rFonts w:ascii="Times New Roman" w:hAnsi="Times New Roman" w:eastAsia="宋体"/>
+          <w:color w:val="888888"/>
+          <w:sz w:val="18"/>
+        </w:rPr>
+        <w:t>来源:GameLook | 时间:10-13 09:58</w:t>
+      </w:r>
+    </w:p>
+    <w:p>
+      <w:r>
+        <w:rPr>
+          <w:rFonts w:ascii="Times New Roman" w:hAnsi="Times New Roman" w:eastAsia="宋体"/>
+          <w:sz w:val="18"/>
+        </w:rPr>
+        <w:t>链接:</w:t>
+      </w:r>
+      <w:hyperlink r:id="rId27">
+        <w:r>
+          <w:rPr>
+            <w:color w:val="0563C1"/>
+            <w:u w:val="single"/>
+          </w:rPr>
+          <w:t>《ARC Raiders》自救成功！Steam在线暴涨10倍至18万人，腾讯国服看到希望</w:t>
+        </w:r>
+      </w:hyperlink>
+    </w:p>
+    <w:p>
+      <w:pPr>
+        <w:pStyle w:val="Heading3"/>
+      </w:pPr>
+      <w:r>
+        <w:rPr>
+          <w:rFonts w:ascii="Times New Roman" w:hAnsi="Times New Roman" w:eastAsia="黑体"/>
+          <w:b w:val="0"/>
+          <w:color w:val="888888"/>
+          <w:sz w:val="24"/>
+        </w:rPr>
+        <w:t>【C级·参考】</w:t>
+      </w:r>
+      <w:r>
+        <w:rPr>
+          <w:rFonts w:ascii="Times New Roman" w:hAnsi="Times New Roman" w:eastAsia="黑体"/>
+          <w:b w:val="0"/>
+          <w:color w:val="888888"/>
+          <w:sz w:val="24"/>
+        </w:rPr>
+        <w:t>阿里千问 N1 系列 AI 眼镜发布：支持更换电池、Pro 版支持眼动交互/全天候健康监测，2899 元起</w:t>
+      </w:r>
+    </w:p>
+    <w:p>
+      <w:r>
+        <w:rPr>
+          <w:rFonts w:ascii="Times New Roman" w:hAnsi="Times New Roman" w:eastAsia="宋体"/>
+          <w:color w:val="888888"/>
+          <w:sz w:val="18"/>
+        </w:rPr>
+        <w:t>来源:Bing新闻 | 时间:10-13 08:33</w:t>
+      </w:r>
+    </w:p>
+    <w:p>
+      <w:r>
+        <w:rPr>
+          <w:rFonts w:ascii="Times New Roman" w:hAnsi="Times New Roman" w:eastAsia="宋体"/>
+          <w:sz w:val="18"/>
+        </w:rPr>
+        <w:t>链接:</w:t>
+      </w:r>
+      <w:hyperlink r:id="rId28">
+        <w:r>
+          <w:rPr>
+            <w:color w:val="0563C1"/>
+            <w:u w:val="single"/>
+          </w:rPr>
+          <w:t>阿里千问 N1 系列 AI 眼镜发布：支持更换电池、Pro 版支持眼动交互/全天候健康监测，2899 元起</w:t>
+        </w:r>
+      </w:hyperlink>
+    </w:p>
+    <w:p>
+      <w:pPr>
+        <w:pStyle w:val="Heading2"/>
+      </w:pPr>
+      <w:r>
+        <w:rPr>
+          <w:rFonts w:ascii="Times New Roman" w:hAnsi="Times New Roman" w:eastAsia="黑体"/>
+          <w:sz w:val="28"/>
+        </w:rPr>
+        <w:t>机器人/AI硬件</w:t>
+      </w:r>
+    </w:p>
+    <w:p>
+      <w:r>
+        <w:t>本线口暂无重要更新</w:t>
+      </w:r>
+    </w:p>
+    <w:p>
+      <w:pPr>
+        <w:pStyle w:val="Heading2"/>
+      </w:pPr>
+      <w:r>
+        <w:rPr>
+          <w:rFonts w:ascii="Times New Roman" w:hAnsi="Times New Roman" w:eastAsia="黑体"/>
+          <w:sz w:val="28"/>
+        </w:rPr>
+        <w:t>无人驾驶/低空/智慧出行</w:t>
+      </w:r>
+    </w:p>
+    <w:p>
+      <w:pPr>
+        <w:pStyle w:val="Heading3"/>
+      </w:pPr>
+      <w:r>
+        <w:rPr>
+          <w:rFonts w:ascii="Times New Roman" w:hAnsi="Times New Roman" w:eastAsia="黑体"/>
+          <w:b w:val="0"/>
+          <w:color w:val="888888"/>
+          <w:sz w:val="24"/>
+        </w:rPr>
+        <w:t>【C级·参考|本地】</w:t>
+      </w:r>
+      <w:r>
+        <w:rPr>
+          <w:rFonts w:ascii="Times New Roman" w:hAnsi="Times New Roman" w:eastAsia="黑体"/>
+          <w:b w:val="0"/>
+          <w:color w:val="888888"/>
+          <w:sz w:val="24"/>
+        </w:rPr>
+        <w:t>特斯拉赛博无人驾驶电动车官宣打卡更多城市，覆盖深圳、宁波、成都等</w:t>
+      </w:r>
+    </w:p>
+    <w:p>
+      <w:r>
+        <w:rPr>
+          <w:rFonts w:ascii="Times New Roman" w:hAnsi="Times New Roman" w:eastAsia="宋体"/>
+          <w:color w:val="888888"/>
+          <w:sz w:val="18"/>
+        </w:rPr>
+        <w:t>来源:IT之家 | 时间:10-14 17:53</w:t>
       </w:r>
     </w:p>
     <w:p>
@@ -1129,26 +1146,9 @@
             <w:color w:val="0563C1"/>
             <w:u w:val="single"/>
           </w:rPr>
-          <w:t>消息称具身智能独角兽公司智元启动新一轮融资，估值约 500 亿元</w:t>
+          <w:t>特斯拉赛博无人驾驶电动车官宣打卡更多城市，覆盖深圳、宁波、成都等</w:t>
         </w:r>
       </w:hyperlink>
-    </w:p>
-    <w:p>
-      <w:pPr>
-        <w:pStyle w:val="Heading2"/>
-      </w:pPr>
-      <w:r>
-        <w:rPr>
-          <w:rFonts w:ascii="Times New Roman" w:hAnsi="Times New Roman" w:eastAsia="黑体"/>
-          <w:sz w:val="28"/>
-        </w:rPr>
-        <w:t>无人驾驶/低空/智慧出行</w:t>
-      </w:r>
-    </w:p>
-    <w:p>
-      <w:r>
-        <w:t>本线口暂无重要更新</w:t>
-      </w:r>
     </w:p>
     <w:p>
       <w:pPr>
@@ -1199,7 +1199,7 @@
           <w:color w:val="888888"/>
           <w:sz w:val="24"/>
         </w:rPr>
-        <w:t>微软 10 月 Win11 累积更新修复部分游戏内鼠标卡顿问题</w:t>
+        <w:t>雷蛇灰鲭鲨 X 游戏音箱开售：7.1 环绕声、10 灯区幻彩底光，799 元</w:t>
       </w:r>
     </w:p>
     <w:p>
@@ -1209,7 +1209,7 @@
           <w:color w:val="888888"/>
           <w:sz w:val="18"/>
         </w:rPr>
-        <w:t>来源:IT之家 | 时间:10-14 13:36</w:t>
+        <w:t>来源:IT之家 | 时间:10-14 19:49</w:t>
       </w:r>
     </w:p>
     <w:p>
@@ -1226,7 +1226,7 @@
             <w:color w:val="0563C1"/>
             <w:u w:val="single"/>
           </w:rPr>
-          <w:t>微软 10 月 Win11 累积更新修复部分游戏内鼠标卡顿问题</w:t>
+          <w:t>雷蛇灰鲭鲨 X 游戏音箱开售：7.1 环绕声、10 灯区幻彩底光，799 元</w:t>
         </w:r>
       </w:hyperlink>
     </w:p>
@@ -1250,7 +1250,7 @@
           <w:color w:val="888888"/>
           <w:sz w:val="24"/>
         </w:rPr>
-        <w:t>米哈游法务部：《原神》线下测试人员泄密至境外终被追责，被判赔偿 50 万</w:t>
+        <w:t>Rockstar 承诺《GTA 6》之后的下一款游戏不会再等八年</w:t>
       </w:r>
     </w:p>
     <w:p>
@@ -1260,7 +1260,7 @@
           <w:color w:val="888888"/>
           <w:sz w:val="18"/>
         </w:rPr>
-        <w:t>来源:IT之家 | 时间:10-14 12:14</w:t>
+        <w:t>来源:IT之家 | 时间:10-14 19:10</w:t>
       </w:r>
     </w:p>
     <w:p>
@@ -1277,7 +1277,7 @@
             <w:color w:val="0563C1"/>
             <w:u w:val="single"/>
           </w:rPr>
-          <w:t>米哈游法务部：《原神》线下测试人员泄密至境外终被追责，被判赔偿 50 万</w:t>
+          <w:t>Rockstar 承诺《GTA 6》之后的下一款游戏不会再等八年</w:t>
         </w:r>
       </w:hyperlink>
     </w:p>
@@ -1301,7 +1301,7 @@
           <w:color w:val="888888"/>
           <w:sz w:val="24"/>
         </w:rPr>
-        <w:t>《糖果传奇》开发商打造的免费游戏引擎：Defold 正式支持微软 XBOX</w:t>
+        <w:t>任天堂 Switch Online 新增 3 款 GBA 游戏：《合金弹头 Advance》《转转天堂》等上线 NSO+ 拓展包</w:t>
       </w:r>
     </w:p>
     <w:p>
@@ -1311,7 +1311,7 @@
           <w:color w:val="888888"/>
           <w:sz w:val="18"/>
         </w:rPr>
-        <w:t>来源:IT之家 | 时间:10-14 11:32</w:t>
+        <w:t>来源:IT之家 | 时间:10-14 18:52</w:t>
       </w:r>
     </w:p>
     <w:p>
@@ -1328,109 +1328,7 @@
             <w:color w:val="0563C1"/>
             <w:u w:val="single"/>
           </w:rPr>
-          <w:t>《糖果传奇》开发商打造的免费游戏引擎：Defold 正式支持微软 XBOX</w:t>
-        </w:r>
-      </w:hyperlink>
-    </w:p>
-    <w:p>
-      <w:pPr>
-        <w:pStyle w:val="Heading3"/>
-      </w:pPr>
-      <w:r>
-        <w:rPr>
-          <w:rFonts w:ascii="Times New Roman" w:hAnsi="Times New Roman" w:eastAsia="黑体"/>
-          <w:b w:val="0"/>
-          <w:color w:val="888888"/>
-          <w:sz w:val="24"/>
-        </w:rPr>
-        <w:t>【C级·参考】</w:t>
-      </w:r>
-      <w:r>
-        <w:rPr>
-          <w:rFonts w:ascii="Times New Roman" w:hAnsi="Times New Roman" w:eastAsia="黑体"/>
-          <w:b w:val="0"/>
-          <w:color w:val="888888"/>
-          <w:sz w:val="24"/>
-        </w:rPr>
-        <w:t>Mihawk OS 登场：在破解 PS5 上运行“Win11”，已成功演示《哈迪斯》游戏</w:t>
-      </w:r>
-    </w:p>
-    <w:p>
-      <w:r>
-        <w:rPr>
-          <w:rFonts w:ascii="Times New Roman" w:hAnsi="Times New Roman" w:eastAsia="宋体"/>
-          <w:color w:val="888888"/>
-          <w:sz w:val="18"/>
-        </w:rPr>
-        <w:t>来源:IT之家 | 时间:10-14 10:57</w:t>
-      </w:r>
-    </w:p>
-    <w:p>
-      <w:r>
-        <w:rPr>
-          <w:rFonts w:ascii="Times New Roman" w:hAnsi="Times New Roman" w:eastAsia="宋体"/>
-          <w:sz w:val="18"/>
-        </w:rPr>
-        <w:t>链接:</w:t>
-      </w:r>
-      <w:hyperlink r:id="rId33">
-        <w:r>
-          <w:rPr>
-            <w:color w:val="0563C1"/>
-            <w:u w:val="single"/>
-          </w:rPr>
-          <w:t>Mihawk OS 登场：在破解 PS5 上运行“Win11”，已成功演示《哈迪斯》游戏</w:t>
-        </w:r>
-      </w:hyperlink>
-    </w:p>
-    <w:p>
-      <w:pPr>
-        <w:pStyle w:val="Heading3"/>
-      </w:pPr>
-      <w:r>
-        <w:rPr>
-          <w:rFonts w:ascii="Times New Roman" w:hAnsi="Times New Roman" w:eastAsia="黑体"/>
-          <w:b w:val="0"/>
-          <w:color w:val="888888"/>
-          <w:sz w:val="24"/>
-        </w:rPr>
-        <w:t>【C级·参考】</w:t>
-      </w:r>
-      <w:r>
-        <w:rPr>
-          <w:rFonts w:ascii="Times New Roman" w:hAnsi="Times New Roman" w:eastAsia="黑体"/>
-          <w:b w:val="0"/>
-          <w:color w:val="888888"/>
-          <w:sz w:val="24"/>
-        </w:rPr>
-        <w:t>豆包手机助手宣布陆续放开第三方应用屏幕自动化操作权限，阿里、腾讯系等 App 明确拒绝</w:t>
-      </w:r>
-    </w:p>
-    <w:p>
-      <w:r>
-        <w:rPr>
-          <w:rFonts w:ascii="Times New Roman" w:hAnsi="Times New Roman" w:eastAsia="宋体"/>
-          <w:color w:val="888888"/>
-          <w:sz w:val="18"/>
-        </w:rPr>
-        <w:t>来源:IT之家 | 时间:10-14 10:22</w:t>
-      </w:r>
-    </w:p>
-    <w:p>
-      <w:r>
-        <w:rPr>
-          <w:rFonts w:ascii="Times New Roman" w:hAnsi="Times New Roman" w:eastAsia="宋体"/>
-          <w:sz w:val="18"/>
-        </w:rPr>
-        <w:t>链接:</w:t>
-      </w:r>
-      <w:hyperlink r:id="rId34">
-        <w:r>
-          <w:rPr>
-            <w:color w:val="0563C1"/>
-            <w:u w:val="single"/>
-          </w:rPr>
-          <w:t>豆包手机助手宣布陆续放开第三方应用屏幕自动化操作权限，阿里、腾讯系等 App 明确拒绝</w:t>
+          <w:t>任天堂 Switch Online 新增 3 款 GBA 游戏：《合金弹头 Advance》《转转天堂》等上线 NSO+ 拓展包</w:t>
         </w:r>
       </w:hyperlink>
     </w:p>
@@ -1475,7 +1373,7 @@
         </w:rPr>
         <w:t>链接:</w:t>
       </w:r>
-      <w:hyperlink r:id="rId35">
+      <w:hyperlink r:id="rId33">
         <w:r>
           <w:rPr>
             <w:color w:val="0563C1"/>
@@ -1526,7 +1424,7 @@
         </w:rPr>
         <w:t>链接:</w:t>
       </w:r>
-      <w:hyperlink r:id="rId36">
+      <w:hyperlink r:id="rId34">
         <w:r>
           <w:rPr>
             <w:color w:val="0563C1"/>
@@ -1577,7 +1475,7 @@
         </w:rPr>
         <w:t>链接:</w:t>
       </w:r>
-      <w:hyperlink r:id="rId37">
+      <w:hyperlink r:id="rId35">
         <w:r>
           <w:rPr>
             <w:color w:val="0563C1"/>
@@ -1628,13 +1526,115 @@
         </w:rPr>
         <w:t>链接:</w:t>
       </w:r>
+      <w:hyperlink r:id="rId36">
+        <w:r>
+          <w:rPr>
+            <w:color w:val="0563C1"/>
+            <w:u w:val="single"/>
+          </w:rPr>
+          <w:t>版署印发《出版业发展“十五五”规划》：网游首次纳入国家五年规划，游戏业迎新风口</w:t>
+        </w:r>
+      </w:hyperlink>
+    </w:p>
+    <w:p>
+      <w:pPr>
+        <w:pStyle w:val="Heading3"/>
+      </w:pPr>
+      <w:r>
+        <w:rPr>
+          <w:rFonts w:ascii="Times New Roman" w:hAnsi="Times New Roman" w:eastAsia="黑体"/>
+          <w:b w:val="0"/>
+          <w:color w:val="888888"/>
+          <w:sz w:val="24"/>
+        </w:rPr>
+        <w:t>【C级·参考】</w:t>
+      </w:r>
+      <w:r>
+        <w:rPr>
+          <w:rFonts w:ascii="Times New Roman" w:hAnsi="Times New Roman" w:eastAsia="黑体"/>
+          <w:b w:val="0"/>
+          <w:color w:val="888888"/>
+          <w:sz w:val="24"/>
+        </w:rPr>
+        <w:t>苹果慌了？拉反垄断专家“写中国报告邀功”，米哈游网易成“官网充值”案例</w:t>
+      </w:r>
+    </w:p>
+    <w:p>
+      <w:r>
+        <w:rPr>
+          <w:rFonts w:ascii="Times New Roman" w:hAnsi="Times New Roman" w:eastAsia="宋体"/>
+          <w:color w:val="888888"/>
+          <w:sz w:val="18"/>
+        </w:rPr>
+        <w:t>来源:GameLook | 时间:10-13 10:15</w:t>
+      </w:r>
+    </w:p>
+    <w:p>
+      <w:r>
+        <w:rPr>
+          <w:rFonts w:ascii="Times New Roman" w:hAnsi="Times New Roman" w:eastAsia="宋体"/>
+          <w:sz w:val="18"/>
+        </w:rPr>
+        <w:t>链接:</w:t>
+      </w:r>
+      <w:hyperlink r:id="rId37">
+        <w:r>
+          <w:rPr>
+            <w:color w:val="0563C1"/>
+            <w:u w:val="single"/>
+          </w:rPr>
+          <w:t>苹果慌了？拉反垄断专家“写中国报告邀功”，米哈游网易成“官网充值”案例</w:t>
+        </w:r>
+      </w:hyperlink>
+    </w:p>
+    <w:p>
+      <w:pPr>
+        <w:pStyle w:val="Heading3"/>
+      </w:pPr>
+      <w:r>
+        <w:rPr>
+          <w:rFonts w:ascii="Times New Roman" w:hAnsi="Times New Roman" w:eastAsia="黑体"/>
+          <w:b w:val="0"/>
+          <w:color w:val="888888"/>
+          <w:sz w:val="24"/>
+        </w:rPr>
+        <w:t>【C级·参考】</w:t>
+      </w:r>
+      <w:r>
+        <w:rPr>
+          <w:rFonts w:ascii="Times New Roman" w:hAnsi="Times New Roman" w:eastAsia="黑体"/>
+          <w:b w:val="0"/>
+          <w:color w:val="888888"/>
+          <w:sz w:val="24"/>
+        </w:rPr>
+        <w:t>分析：三消游戏的成功秘诀是“不创新”，创新关卡反而让玩家离开？</w:t>
+      </w:r>
+    </w:p>
+    <w:p>
+      <w:r>
+        <w:rPr>
+          <w:rFonts w:ascii="Times New Roman" w:hAnsi="Times New Roman" w:eastAsia="宋体"/>
+          <w:color w:val="888888"/>
+          <w:sz w:val="18"/>
+        </w:rPr>
+        <w:t>来源:GameLook | 时间:10-13 10:11</w:t>
+      </w:r>
+    </w:p>
+    <w:p>
+      <w:r>
+        <w:rPr>
+          <w:rFonts w:ascii="Times New Roman" w:hAnsi="Times New Roman" w:eastAsia="宋体"/>
+          <w:sz w:val="18"/>
+        </w:rPr>
+        <w:t>链接:</w:t>
+      </w:r>
       <w:hyperlink r:id="rId38">
         <w:r>
           <w:rPr>
             <w:color w:val="0563C1"/>
             <w:u w:val="single"/>
           </w:rPr>
-          <w:t>版署印发《出版业发展“十五五”规划》：网游首次纳入国家五年规划，游戏业迎新风口</w:t>
+          <w:t>分析：三消游戏的成功秘诀是“不创新”，创新关卡反而让玩家离开？</w:t>
         </w:r>
       </w:hyperlink>
     </w:p>
@@ -1681,7 +1681,7 @@
           <w:rFonts w:ascii="Times New Roman" w:hAnsi="Times New Roman" w:eastAsia="宋体"/>
           <w:sz w:val="18"/>
         </w:rPr>
-        <w:t>IT之家(60)、GameLook(15)、HackerNews(6)、Bing新闻(11)</w:t>
+        <w:t>IT之家(60)、GameLook(15)、HackerNews(3)、Bing新闻(11)</w:t>
       </w:r>
     </w:p>
     <w:p>

--- a/briefings/线口监测午报-2026-10-14.docx
+++ b/briefings/线口监测午报-2026-10-14.docx
@@ -22,7 +22,7 @@
           <w:color w:val="888888"/>
           <w:sz w:val="18"/>
         </w:rPr>
-        <w:t>监测窗口:近48小时 | 生成时间:2026-10-14 20:49</w:t>
+        <w:t>监测窗口:近48小时 | 生成时间:2026-10-14 21:37</w:t>
       </w:r>
     </w:p>
     <w:p>
@@ -70,6 +70,159 @@
           <w:color w:val="888888"/>
           <w:sz w:val="24"/>
         </w:rPr>
+        <w:t>消息称苹果 AirPods Pro 4 耳机将提供双版本，金属高端款首发美国</w:t>
+      </w:r>
+    </w:p>
+    <w:p>
+      <w:r>
+        <w:rPr>
+          <w:rFonts w:ascii="Times New Roman" w:hAnsi="Times New Roman" w:eastAsia="宋体"/>
+          <w:color w:val="888888"/>
+          <w:sz w:val="18"/>
+        </w:rPr>
+        <w:t>来源:IT之家 | 时间:10-14 21:26</w:t>
+      </w:r>
+    </w:p>
+    <w:p>
+      <w:r>
+        <w:rPr>
+          <w:rFonts w:ascii="Times New Roman" w:hAnsi="Times New Roman" w:eastAsia="宋体"/>
+          <w:sz w:val="18"/>
+        </w:rPr>
+        <w:t>链接:</w:t>
+      </w:r>
+      <w:hyperlink r:id="rId9">
+        <w:r>
+          <w:rPr>
+            <w:color w:val="0563C1"/>
+            <w:u w:val="single"/>
+          </w:rPr>
+          <w:t>消息称苹果 AirPods Pro 4 耳机将提供双版本，金属高端款首发美国</w:t>
+        </w:r>
+      </w:hyperlink>
+    </w:p>
+    <w:p>
+      <w:pPr>
+        <w:pStyle w:val="Heading3"/>
+      </w:pPr>
+      <w:r>
+        <w:rPr>
+          <w:rFonts w:ascii="Times New Roman" w:hAnsi="Times New Roman" w:eastAsia="黑体"/>
+          <w:b w:val="0"/>
+          <w:color w:val="888888"/>
+          <w:sz w:val="24"/>
+        </w:rPr>
+        <w:t>【C级·参考】</w:t>
+      </w:r>
+      <w:r>
+        <w:rPr>
+          <w:rFonts w:ascii="Times New Roman" w:hAnsi="Times New Roman" w:eastAsia="黑体"/>
+          <w:b w:val="0"/>
+          <w:color w:val="888888"/>
+          <w:sz w:val="24"/>
+        </w:rPr>
+        <w:t>5499 → 3823 元：大疆 AI ROMO 2 超幅扫拖机器人 11.11 官方直降</w:t>
+      </w:r>
+    </w:p>
+    <w:p>
+      <w:r>
+        <w:rPr>
+          <w:rFonts w:ascii="Times New Roman" w:hAnsi="Times New Roman" w:eastAsia="宋体"/>
+          <w:color w:val="888888"/>
+          <w:sz w:val="18"/>
+        </w:rPr>
+        <w:t>来源:IT之家 | 时间:10-14 21:12</w:t>
+      </w:r>
+    </w:p>
+    <w:p>
+      <w:r>
+        <w:rPr>
+          <w:rFonts w:ascii="Times New Roman" w:hAnsi="Times New Roman" w:eastAsia="宋体"/>
+          <w:sz w:val="18"/>
+        </w:rPr>
+        <w:t>链接:</w:t>
+      </w:r>
+      <w:hyperlink r:id="rId10">
+        <w:r>
+          <w:rPr>
+            <w:color w:val="0563C1"/>
+            <w:u w:val="single"/>
+          </w:rPr>
+          <w:t>5499 → 3823 元：大疆 AI ROMO 2 超幅扫拖机器人 11.11 官方直降</w:t>
+        </w:r>
+      </w:hyperlink>
+    </w:p>
+    <w:p>
+      <w:pPr>
+        <w:pStyle w:val="Heading3"/>
+      </w:pPr>
+      <w:r>
+        <w:rPr>
+          <w:rFonts w:ascii="Times New Roman" w:hAnsi="Times New Roman" w:eastAsia="黑体"/>
+          <w:b w:val="0"/>
+          <w:color w:val="888888"/>
+          <w:sz w:val="24"/>
+        </w:rPr>
+        <w:t>【C级·参考】</w:t>
+      </w:r>
+      <w:r>
+        <w:rPr>
+          <w:rFonts w:ascii="Times New Roman" w:hAnsi="Times New Roman" w:eastAsia="黑体"/>
+          <w:b w:val="0"/>
+          <w:color w:val="888888"/>
+          <w:sz w:val="24"/>
+        </w:rPr>
+        <w:t>苹果 iOS 27.2 Beta 4 系统 Siri AI 新增支持法语、日语、西班牙语等</w:t>
+      </w:r>
+    </w:p>
+    <w:p>
+      <w:r>
+        <w:rPr>
+          <w:rFonts w:ascii="Times New Roman" w:hAnsi="Times New Roman" w:eastAsia="宋体"/>
+          <w:color w:val="888888"/>
+          <w:sz w:val="18"/>
+        </w:rPr>
+        <w:t>来源:IT之家 | 时间:10-14 20:53</w:t>
+      </w:r>
+    </w:p>
+    <w:p>
+      <w:r>
+        <w:rPr>
+          <w:rFonts w:ascii="Times New Roman" w:hAnsi="Times New Roman" w:eastAsia="宋体"/>
+          <w:sz w:val="18"/>
+        </w:rPr>
+        <w:t>链接:</w:t>
+      </w:r>
+      <w:hyperlink r:id="rId11">
+        <w:r>
+          <w:rPr>
+            <w:color w:val="0563C1"/>
+            <w:u w:val="single"/>
+          </w:rPr>
+          <w:t>苹果 iOS 27.2 Beta 4 系统 Siri AI 新增支持法语、日语、西班牙语等</w:t>
+        </w:r>
+      </w:hyperlink>
+    </w:p>
+    <w:p>
+      <w:pPr>
+        <w:pStyle w:val="Heading3"/>
+      </w:pPr>
+      <w:r>
+        <w:rPr>
+          <w:rFonts w:ascii="Times New Roman" w:hAnsi="Times New Roman" w:eastAsia="黑体"/>
+          <w:b w:val="0"/>
+          <w:color w:val="888888"/>
+          <w:sz w:val="24"/>
+        </w:rPr>
+        <w:t>【C级·参考】</w:t>
+      </w:r>
+      <w:r>
+        <w:rPr>
+          <w:rFonts w:ascii="Times New Roman" w:hAnsi="Times New Roman" w:eastAsia="黑体"/>
+          <w:b w:val="0"/>
+          <w:color w:val="888888"/>
+          <w:sz w:val="24"/>
+        </w:rPr>
         <w:t>贾跃亭宣布 FFR 合并 FFAI 机器人业务独立上市，目标美股人形和仿生机器人第一股</w:t>
       </w:r>
     </w:p>
@@ -91,7 +244,7 @@
         </w:rPr>
         <w:t>链接:</w:t>
       </w:r>
-      <w:hyperlink r:id="rId9">
+      <w:hyperlink r:id="rId12">
         <w:r>
           <w:rPr>
             <w:color w:val="0563C1"/>
@@ -142,7 +295,7 @@
         </w:rPr>
         <w:t>链接:</w:t>
       </w:r>
-      <w:hyperlink r:id="rId10">
+      <w:hyperlink r:id="rId13">
         <w:r>
           <w:rPr>
             <w:color w:val="0563C1"/>
@@ -193,7 +346,7 @@
         </w:rPr>
         <w:t>链接:</w:t>
       </w:r>
-      <w:hyperlink r:id="rId11">
+      <w:hyperlink r:id="rId14">
         <w:r>
           <w:rPr>
             <w:color w:val="0563C1"/>
@@ -244,7 +397,7 @@
         </w:rPr>
         <w:t>链接:</w:t>
       </w:r>
-      <w:hyperlink r:id="rId12">
+      <w:hyperlink r:id="rId15">
         <w:r>
           <w:rPr>
             <w:color w:val="0563C1"/>
@@ -295,7 +448,7 @@
         </w:rPr>
         <w:t>链接:</w:t>
       </w:r>
-      <w:hyperlink r:id="rId13">
+      <w:hyperlink r:id="rId16">
         <w:r>
           <w:rPr>
             <w:color w:val="0563C1"/>
@@ -346,7 +499,7 @@
         </w:rPr>
         <w:t>链接:</w:t>
       </w:r>
-      <w:hyperlink r:id="rId14">
+      <w:hyperlink r:id="rId17">
         <w:r>
           <w:rPr>
             <w:color w:val="0563C1"/>
@@ -386,7 +539,7 @@
           <w:color w:val="888888"/>
           <w:sz w:val="18"/>
         </w:rPr>
-        <w:t>来源:Bing新闻 | 时间:10-14 13:49</w:t>
+        <w:t>来源:Bing新闻 | 时间:10-14 14:36</w:t>
       </w:r>
     </w:p>
     <w:p>
@@ -397,13 +550,64 @@
         </w:rPr>
         <w:t>链接:</w:t>
       </w:r>
-      <w:hyperlink r:id="rId15">
+      <w:hyperlink r:id="rId18">
         <w:r>
           <w:rPr>
             <w:color w:val="0563C1"/>
             <w:u w:val="single"/>
           </w:rPr>
           <w:t>阿里发布450美元AI眼镜，它真正想卖的不是硬件</w:t>
+        </w:r>
+      </w:hyperlink>
+    </w:p>
+    <w:p>
+      <w:pPr>
+        <w:pStyle w:val="Heading3"/>
+      </w:pPr>
+      <w:r>
+        <w:rPr>
+          <w:rFonts w:ascii="Times New Roman" w:hAnsi="Times New Roman" w:eastAsia="黑体"/>
+          <w:b w:val="0"/>
+          <w:color w:val="888888"/>
+          <w:sz w:val="24"/>
+        </w:rPr>
+        <w:t>【C级·参考】</w:t>
+      </w:r>
+      <w:r>
+        <w:rPr>
+          <w:rFonts w:ascii="Times New Roman" w:hAnsi="Times New Roman" w:eastAsia="黑体"/>
+          <w:b w:val="0"/>
+          <w:color w:val="888888"/>
+          <w:sz w:val="24"/>
+        </w:rPr>
+        <w:t>AI眼镜闯入韩国大学招生考试：当作弊工具越来越像普通眼镜，考场如何应对？</w:t>
+      </w:r>
+    </w:p>
+    <w:p>
+      <w:r>
+        <w:rPr>
+          <w:rFonts w:ascii="Times New Roman" w:hAnsi="Times New Roman" w:eastAsia="宋体"/>
+          <w:color w:val="888888"/>
+          <w:sz w:val="18"/>
+        </w:rPr>
+        <w:t>来源:Bing新闻 | 时间:10-14 13:08</w:t>
+      </w:r>
+    </w:p>
+    <w:p>
+      <w:r>
+        <w:rPr>
+          <w:rFonts w:ascii="Times New Roman" w:hAnsi="Times New Roman" w:eastAsia="宋体"/>
+          <w:sz w:val="18"/>
+        </w:rPr>
+        <w:t>链接:</w:t>
+      </w:r>
+      <w:hyperlink r:id="rId19">
+        <w:r>
+          <w:rPr>
+            <w:color w:val="0563C1"/>
+            <w:u w:val="single"/>
+          </w:rPr>
+          <w:t>AI眼镜闯入韩国大学招生考试：当作弊工具越来越像普通眼镜，考场如何应对？</w:t>
         </w:r>
       </w:hyperlink>
     </w:p>
@@ -448,64 +652,13 @@
         </w:rPr>
         <w:t>链接:</w:t>
       </w:r>
-      <w:hyperlink r:id="rId16">
+      <w:hyperlink r:id="rId20">
         <w:r>
           <w:rPr>
             <w:color w:val="0563C1"/>
             <w:u w:val="single"/>
           </w:rPr>
           <w:t>歌尔虎口夺食，斩获阿里AI眼镜高端单</w:t>
-        </w:r>
-      </w:hyperlink>
-    </w:p>
-    <w:p>
-      <w:pPr>
-        <w:pStyle w:val="Heading3"/>
-      </w:pPr>
-      <w:r>
-        <w:rPr>
-          <w:rFonts w:ascii="Times New Roman" w:hAnsi="Times New Roman" w:eastAsia="黑体"/>
-          <w:b w:val="0"/>
-          <w:color w:val="888888"/>
-          <w:sz w:val="24"/>
-        </w:rPr>
-        <w:t>【C级·参考】</w:t>
-      </w:r>
-      <w:r>
-        <w:rPr>
-          <w:rFonts w:ascii="Times New Roman" w:hAnsi="Times New Roman" w:eastAsia="黑体"/>
-          <w:b w:val="0"/>
-          <w:color w:val="888888"/>
-          <w:sz w:val="24"/>
-        </w:rPr>
-        <w:t>阿里千问发布新一代AI眼镜及耳机 AI公司为何看好智能硬件？</w:t>
-      </w:r>
-    </w:p>
-    <w:p>
-      <w:r>
-        <w:rPr>
-          <w:rFonts w:ascii="Times New Roman" w:hAnsi="Times New Roman" w:eastAsia="宋体"/>
-          <w:color w:val="888888"/>
-          <w:sz w:val="18"/>
-        </w:rPr>
-        <w:t>来源:Bing新闻 | 时间:10-14 12:14</w:t>
-      </w:r>
-    </w:p>
-    <w:p>
-      <w:r>
-        <w:rPr>
-          <w:rFonts w:ascii="Times New Roman" w:hAnsi="Times New Roman" w:eastAsia="宋体"/>
-          <w:sz w:val="18"/>
-        </w:rPr>
-        <w:t>链接:</w:t>
-      </w:r>
-      <w:hyperlink r:id="rId17">
-        <w:r>
-          <w:rPr>
-            <w:color w:val="0563C1"/>
-            <w:u w:val="single"/>
-          </w:rPr>
-          <w:t>阿里千问发布新一代AI眼镜及耳机 AI公司为何看好智能硬件？</w:t>
         </w:r>
       </w:hyperlink>
     </w:p>
@@ -550,7 +703,7 @@
         </w:rPr>
         <w:t>链接:</w:t>
       </w:r>
-      <w:hyperlink r:id="rId18">
+      <w:hyperlink r:id="rId21">
         <w:r>
           <w:rPr>
             <w:color w:val="0563C1"/>
@@ -601,7 +754,7 @@
         </w:rPr>
         <w:t>链接:</w:t>
       </w:r>
-      <w:hyperlink r:id="rId19">
+      <w:hyperlink r:id="rId22">
         <w:r>
           <w:rPr>
             <w:color w:val="0563C1"/>
@@ -652,64 +805,13 @@
         </w:rPr>
         <w:t>链接:</w:t>
       </w:r>
-      <w:hyperlink r:id="rId20">
+      <w:hyperlink r:id="rId23">
         <w:r>
           <w:rPr>
             <w:color w:val="0563C1"/>
             <w:u w:val="single"/>
           </w:rPr>
           <w:t>游族AI红岸实验室余华松：AI Agent如何重构游戏创作与交互？</w:t>
-        </w:r>
-      </w:hyperlink>
-    </w:p>
-    <w:p>
-      <w:pPr>
-        <w:pStyle w:val="Heading3"/>
-      </w:pPr>
-      <w:r>
-        <w:rPr>
-          <w:rFonts w:ascii="Times New Roman" w:hAnsi="Times New Roman" w:eastAsia="黑体"/>
-          <w:b w:val="0"/>
-          <w:color w:val="888888"/>
-          <w:sz w:val="24"/>
-        </w:rPr>
-        <w:t>【C级·参考】</w:t>
-      </w:r>
-      <w:r>
-        <w:rPr>
-          <w:rFonts w:ascii="Times New Roman" w:hAnsi="Times New Roman" w:eastAsia="黑体"/>
-          <w:b w:val="0"/>
-          <w:color w:val="888888"/>
-          <w:sz w:val="24"/>
-        </w:rPr>
-        <w:t>大眼橙×钉钉联合定义：可弯折AI听记眼镜Q1发布，售价1299元</w:t>
-      </w:r>
-    </w:p>
-    <w:p>
-      <w:r>
-        <w:rPr>
-          <w:rFonts w:ascii="Times New Roman" w:hAnsi="Times New Roman" w:eastAsia="宋体"/>
-          <w:color w:val="888888"/>
-          <w:sz w:val="18"/>
-        </w:rPr>
-        <w:t>来源:Bing新闻 | 时间:10-14 05:00</w:t>
-      </w:r>
-    </w:p>
-    <w:p>
-      <w:r>
-        <w:rPr>
-          <w:rFonts w:ascii="Times New Roman" w:hAnsi="Times New Roman" w:eastAsia="宋体"/>
-          <w:sz w:val="18"/>
-        </w:rPr>
-        <w:t>链接:</w:t>
-      </w:r>
-      <w:hyperlink r:id="rId21">
-        <w:r>
-          <w:rPr>
-            <w:color w:val="0563C1"/>
-            <w:u w:val="single"/>
-          </w:rPr>
-          <w:t>大眼橙×钉钉联合定义：可弯折AI听记眼镜Q1发布，售价1299元</w:t>
         </w:r>
       </w:hyperlink>
     </w:p>
@@ -754,7 +856,7 @@
         </w:rPr>
         <w:t>链接:</w:t>
       </w:r>
-      <w:hyperlink r:id="rId22">
+      <w:hyperlink r:id="rId24">
         <w:r>
           <w:rPr>
             <w:color w:val="0563C1"/>
@@ -805,13 +907,115 @@
         </w:rPr>
         <w:t>链接:</w:t>
       </w:r>
-      <w:hyperlink r:id="rId23">
+      <w:hyperlink r:id="rId25">
         <w:r>
           <w:rPr>
             <w:color w:val="0563C1"/>
             <w:u w:val="single"/>
           </w:rPr>
           <w:t>大眼橙联合钉钉发布可弯折 AI 听记眼镜 Q1：最轻仅 28g，定价 1299 元起</w:t>
+        </w:r>
+      </w:hyperlink>
+    </w:p>
+    <w:p>
+      <w:pPr>
+        <w:pStyle w:val="Heading3"/>
+      </w:pPr>
+      <w:r>
+        <w:rPr>
+          <w:rFonts w:ascii="Times New Roman" w:hAnsi="Times New Roman" w:eastAsia="黑体"/>
+          <w:b w:val="0"/>
+          <w:color w:val="888888"/>
+          <w:sz w:val="24"/>
+        </w:rPr>
+        <w:t>【C级·参考】</w:t>
+      </w:r>
+      <w:r>
+        <w:rPr>
+          <w:rFonts w:ascii="Times New Roman" w:hAnsi="Times New Roman" w:eastAsia="黑体"/>
+          <w:b w:val="0"/>
+          <w:color w:val="888888"/>
+          <w:sz w:val="24"/>
+        </w:rPr>
+        <w:t>千问AI硬件矩阵浮现 路线直指Personal Agent</w:t>
+      </w:r>
+    </w:p>
+    <w:p>
+      <w:r>
+        <w:rPr>
+          <w:rFonts w:ascii="Times New Roman" w:hAnsi="Times New Roman" w:eastAsia="宋体"/>
+          <w:color w:val="888888"/>
+          <w:sz w:val="18"/>
+        </w:rPr>
+        <w:t>来源:Bing新闻 | 时间:10-14 01:00</w:t>
+      </w:r>
+    </w:p>
+    <w:p>
+      <w:r>
+        <w:rPr>
+          <w:rFonts w:ascii="Times New Roman" w:hAnsi="Times New Roman" w:eastAsia="宋体"/>
+          <w:sz w:val="18"/>
+        </w:rPr>
+        <w:t>链接:</w:t>
+      </w:r>
+      <w:hyperlink r:id="rId26">
+        <w:r>
+          <w:rPr>
+            <w:color w:val="0563C1"/>
+            <w:u w:val="single"/>
+          </w:rPr>
+          <w:t>千问AI硬件矩阵浮现 路线直指Personal Agent</w:t>
+        </w:r>
+      </w:hyperlink>
+    </w:p>
+    <w:p>
+      <w:pPr>
+        <w:pStyle w:val="Heading3"/>
+      </w:pPr>
+      <w:r>
+        <w:rPr>
+          <w:rFonts w:ascii="Times New Roman" w:hAnsi="Times New Roman" w:eastAsia="黑体"/>
+          <w:b w:val="0"/>
+          <w:color w:val="888888"/>
+          <w:sz w:val="24"/>
+        </w:rPr>
+        <w:t>【C级·参考】</w:t>
+      </w:r>
+      <w:r>
+        <w:rPr>
+          <w:rFonts w:ascii="Times New Roman" w:hAnsi="Times New Roman" w:eastAsia="黑体"/>
+          <w:b w:val="0"/>
+          <w:color w:val="888888"/>
+          <w:sz w:val="24"/>
+        </w:rPr>
+        <w:t>阿里千问发布新一代AI眼镜、AI耳机，AI硬件加入智能体竞争下半场</w:t>
+      </w:r>
+    </w:p>
+    <w:p>
+      <w:r>
+        <w:rPr>
+          <w:rFonts w:ascii="Times New Roman" w:hAnsi="Times New Roman" w:eastAsia="宋体"/>
+          <w:color w:val="888888"/>
+          <w:sz w:val="18"/>
+        </w:rPr>
+        <w:t>来源:Bing新闻 | 时间:10-13 19:48</w:t>
+      </w:r>
+    </w:p>
+    <w:p>
+      <w:r>
+        <w:rPr>
+          <w:rFonts w:ascii="Times New Roman" w:hAnsi="Times New Roman" w:eastAsia="宋体"/>
+          <w:sz w:val="18"/>
+        </w:rPr>
+        <w:t>链接:</w:t>
+      </w:r>
+      <w:hyperlink r:id="rId27">
+        <w:r>
+          <w:rPr>
+            <w:color w:val="0563C1"/>
+            <w:u w:val="single"/>
+          </w:rPr>
+          <w:t>阿里千问发布新一代AI眼镜、AI耳机，AI硬件加入智能体竞争下半场</w:t>
         </w:r>
       </w:hyperlink>
     </w:p>
@@ -856,217 +1060,13 @@
         </w:rPr>
         <w:t>链接:</w:t>
       </w:r>
-      <w:hyperlink r:id="rId24">
+      <w:hyperlink r:id="rId28">
         <w:r>
           <w:rPr>
             <w:color w:val="0563C1"/>
             <w:u w:val="single"/>
           </w:rPr>
           <w:t>不止AI眼镜！千问AI硬件三箭齐发，个人Agent成最大亮点</w:t>
-        </w:r>
-      </w:hyperlink>
-    </w:p>
-    <w:p>
-      <w:pPr>
-        <w:pStyle w:val="Heading3"/>
-      </w:pPr>
-      <w:r>
-        <w:rPr>
-          <w:rFonts w:ascii="Times New Roman" w:hAnsi="Times New Roman" w:eastAsia="黑体"/>
-          <w:b w:val="0"/>
-          <w:color w:val="888888"/>
-          <w:sz w:val="24"/>
-        </w:rPr>
-        <w:t>【C级·参考】</w:t>
-      </w:r>
-      <w:r>
-        <w:rPr>
-          <w:rFonts w:ascii="Times New Roman" w:hAnsi="Times New Roman" w:eastAsia="黑体"/>
-          <w:b w:val="0"/>
-          <w:color w:val="888888"/>
-          <w:sz w:val="24"/>
-        </w:rPr>
-        <w:t>千问AI眼镜，学会主动服务</w:t>
-      </w:r>
-    </w:p>
-    <w:p>
-      <w:r>
-        <w:rPr>
-          <w:rFonts w:ascii="Times New Roman" w:hAnsi="Times New Roman" w:eastAsia="宋体"/>
-          <w:color w:val="888888"/>
-          <w:sz w:val="18"/>
-        </w:rPr>
-        <w:t>来源:Bing新闻 | 时间:10-13 14:23</w:t>
-      </w:r>
-    </w:p>
-    <w:p>
-      <w:r>
-        <w:rPr>
-          <w:rFonts w:ascii="Times New Roman" w:hAnsi="Times New Roman" w:eastAsia="宋体"/>
-          <w:sz w:val="18"/>
-        </w:rPr>
-        <w:t>链接:</w:t>
-      </w:r>
-      <w:hyperlink r:id="rId25">
-        <w:r>
-          <w:rPr>
-            <w:color w:val="0563C1"/>
-            <w:u w:val="single"/>
-          </w:rPr>
-          <w:t>千问AI眼镜，学会主动服务</w:t>
-        </w:r>
-      </w:hyperlink>
-    </w:p>
-    <w:p>
-      <w:pPr>
-        <w:pStyle w:val="Heading3"/>
-      </w:pPr>
-      <w:r>
-        <w:rPr>
-          <w:rFonts w:ascii="Times New Roman" w:hAnsi="Times New Roman" w:eastAsia="黑体"/>
-          <w:b w:val="0"/>
-          <w:color w:val="888888"/>
-          <w:sz w:val="24"/>
-        </w:rPr>
-        <w:t>【C级·参考】</w:t>
-      </w:r>
-      <w:r>
-        <w:rPr>
-          <w:rFonts w:ascii="Times New Roman" w:hAnsi="Times New Roman" w:eastAsia="黑体"/>
-          <w:b w:val="0"/>
-          <w:color w:val="888888"/>
-          <w:sz w:val="24"/>
-        </w:rPr>
-        <w:t>视频｜千问发布 AI 眼镜、AI 耳机三款 Personal Agent 全新硬件</w:t>
-      </w:r>
-    </w:p>
-    <w:p>
-      <w:r>
-        <w:rPr>
-          <w:rFonts w:ascii="Times New Roman" w:hAnsi="Times New Roman" w:eastAsia="宋体"/>
-          <w:color w:val="888888"/>
-          <w:sz w:val="18"/>
-        </w:rPr>
-        <w:t>来源:Bing新闻 | 时间:10-13 12:34</w:t>
-      </w:r>
-    </w:p>
-    <w:p>
-      <w:r>
-        <w:rPr>
-          <w:rFonts w:ascii="Times New Roman" w:hAnsi="Times New Roman" w:eastAsia="宋体"/>
-          <w:sz w:val="18"/>
-        </w:rPr>
-        <w:t>链接:</w:t>
-      </w:r>
-      <w:hyperlink r:id="rId26">
-        <w:r>
-          <w:rPr>
-            <w:color w:val="0563C1"/>
-            <w:u w:val="single"/>
-          </w:rPr>
-          <w:t>视频｜千问发布 AI 眼镜、AI 耳机三款 Personal Agent 全新硬件</w:t>
-        </w:r>
-      </w:hyperlink>
-    </w:p>
-    <w:p>
-      <w:pPr>
-        <w:pStyle w:val="Heading3"/>
-      </w:pPr>
-      <w:r>
-        <w:rPr>
-          <w:rFonts w:ascii="Times New Roman" w:hAnsi="Times New Roman" w:eastAsia="黑体"/>
-          <w:b w:val="0"/>
-          <w:color w:val="888888"/>
-          <w:sz w:val="24"/>
-        </w:rPr>
-        <w:t>【C级·参考】</w:t>
-      </w:r>
-      <w:r>
-        <w:rPr>
-          <w:rFonts w:ascii="Times New Roman" w:hAnsi="Times New Roman" w:eastAsia="黑体"/>
-          <w:b w:val="0"/>
-          <w:color w:val="888888"/>
-          <w:sz w:val="24"/>
-        </w:rPr>
-        <w:t>《ARC Raiders》自救成功！Steam在线暴涨10倍至18万人，腾讯国服看到希望</w:t>
-      </w:r>
-    </w:p>
-    <w:p>
-      <w:r>
-        <w:rPr>
-          <w:rFonts w:ascii="Times New Roman" w:hAnsi="Times New Roman" w:eastAsia="宋体"/>
-          <w:color w:val="888888"/>
-          <w:sz w:val="18"/>
-        </w:rPr>
-        <w:t>来源:GameLook | 时间:10-13 09:58</w:t>
-      </w:r>
-    </w:p>
-    <w:p>
-      <w:r>
-        <w:rPr>
-          <w:rFonts w:ascii="Times New Roman" w:hAnsi="Times New Roman" w:eastAsia="宋体"/>
-          <w:sz w:val="18"/>
-        </w:rPr>
-        <w:t>链接:</w:t>
-      </w:r>
-      <w:hyperlink r:id="rId27">
-        <w:r>
-          <w:rPr>
-            <w:color w:val="0563C1"/>
-            <w:u w:val="single"/>
-          </w:rPr>
-          <w:t>《ARC Raiders》自救成功！Steam在线暴涨10倍至18万人，腾讯国服看到希望</w:t>
-        </w:r>
-      </w:hyperlink>
-    </w:p>
-    <w:p>
-      <w:pPr>
-        <w:pStyle w:val="Heading3"/>
-      </w:pPr>
-      <w:r>
-        <w:rPr>
-          <w:rFonts w:ascii="Times New Roman" w:hAnsi="Times New Roman" w:eastAsia="黑体"/>
-          <w:b w:val="0"/>
-          <w:color w:val="888888"/>
-          <w:sz w:val="24"/>
-        </w:rPr>
-        <w:t>【C级·参考】</w:t>
-      </w:r>
-      <w:r>
-        <w:rPr>
-          <w:rFonts w:ascii="Times New Roman" w:hAnsi="Times New Roman" w:eastAsia="黑体"/>
-          <w:b w:val="0"/>
-          <w:color w:val="888888"/>
-          <w:sz w:val="24"/>
-        </w:rPr>
-        <w:t>阿里千问 N1 系列 AI 眼镜发布：支持更换电池、Pro 版支持眼动交互/全天候健康监测，2899 元起</w:t>
-      </w:r>
-    </w:p>
-    <w:p>
-      <w:r>
-        <w:rPr>
-          <w:rFonts w:ascii="Times New Roman" w:hAnsi="Times New Roman" w:eastAsia="宋体"/>
-          <w:color w:val="888888"/>
-          <w:sz w:val="18"/>
-        </w:rPr>
-        <w:t>来源:Bing新闻 | 时间:10-13 08:33</w:t>
-      </w:r>
-    </w:p>
-    <w:p>
-      <w:r>
-        <w:rPr>
-          <w:rFonts w:ascii="Times New Roman" w:hAnsi="Times New Roman" w:eastAsia="宋体"/>
-          <w:sz w:val="18"/>
-        </w:rPr>
-        <w:t>链接:</w:t>
-      </w:r>
-      <w:hyperlink r:id="rId28">
-        <w:r>
-          <w:rPr>
-            <w:color w:val="0563C1"/>
-            <w:u w:val="single"/>
-          </w:rPr>
-          <w:t>阿里千问 N1 系列 AI 眼镜发布：支持更换电池、Pro 版支持眼动交互/全天候健康监测，2899 元起</w:t>
         </w:r>
       </w:hyperlink>
     </w:p>
@@ -1199,6 +1199,108 @@
           <w:color w:val="888888"/>
           <w:sz w:val="24"/>
         </w:rPr>
+        <w:t>游戏史首台中国 Vision GT：小米 Vision Gran Turismo 超跑官宣明日入驻 Gran Turismo 7</w:t>
+      </w:r>
+    </w:p>
+    <w:p>
+      <w:r>
+        <w:rPr>
+          <w:rFonts w:ascii="Times New Roman" w:hAnsi="Times New Roman" w:eastAsia="宋体"/>
+          <w:color w:val="888888"/>
+          <w:sz w:val="18"/>
+        </w:rPr>
+        <w:t>来源:IT之家 | 时间:10-14 21:16</w:t>
+      </w:r>
+    </w:p>
+    <w:p>
+      <w:r>
+        <w:rPr>
+          <w:rFonts w:ascii="Times New Roman" w:hAnsi="Times New Roman" w:eastAsia="宋体"/>
+          <w:sz w:val="18"/>
+        </w:rPr>
+        <w:t>链接:</w:t>
+      </w:r>
+      <w:hyperlink r:id="rId30">
+        <w:r>
+          <w:rPr>
+            <w:color w:val="0563C1"/>
+            <w:u w:val="single"/>
+          </w:rPr>
+          <w:t>游戏史首台中国 Vision GT：小米 Vision Gran Turismo 超跑官宣明日入驻 Gran Turismo 7</w:t>
+        </w:r>
+      </w:hyperlink>
+    </w:p>
+    <w:p>
+      <w:pPr>
+        <w:pStyle w:val="Heading3"/>
+      </w:pPr>
+      <w:r>
+        <w:rPr>
+          <w:rFonts w:ascii="Times New Roman" w:hAnsi="Times New Roman" w:eastAsia="黑体"/>
+          <w:b w:val="0"/>
+          <w:color w:val="888888"/>
+          <w:sz w:val="24"/>
+        </w:rPr>
+        <w:t>【C级·参考】</w:t>
+      </w:r>
+      <w:r>
+        <w:rPr>
+          <w:rFonts w:ascii="Times New Roman" w:hAnsi="Times New Roman" w:eastAsia="黑体"/>
+          <w:b w:val="0"/>
+          <w:color w:val="888888"/>
+          <w:sz w:val="24"/>
+        </w:rPr>
+        <w:t>R 星驳斥《GTA6》游戏制作成本超 15 亿美元传闻，但员工规模相比 2018 年已翻倍</w:t>
+      </w:r>
+    </w:p>
+    <w:p>
+      <w:r>
+        <w:rPr>
+          <w:rFonts w:ascii="Times New Roman" w:hAnsi="Times New Roman" w:eastAsia="宋体"/>
+          <w:color w:val="888888"/>
+          <w:sz w:val="18"/>
+        </w:rPr>
+        <w:t>来源:IT之家 | 时间:10-14 21:02</w:t>
+      </w:r>
+    </w:p>
+    <w:p>
+      <w:r>
+        <w:rPr>
+          <w:rFonts w:ascii="Times New Roman" w:hAnsi="Times New Roman" w:eastAsia="宋体"/>
+          <w:sz w:val="18"/>
+        </w:rPr>
+        <w:t>链接:</w:t>
+      </w:r>
+      <w:hyperlink r:id="rId31">
+        <w:r>
+          <w:rPr>
+            <w:color w:val="0563C1"/>
+            <w:u w:val="single"/>
+          </w:rPr>
+          <w:t>R 星驳斥《GTA6》游戏制作成本超 15 亿美元传闻，但员工规模相比 2018 年已翻倍</w:t>
+        </w:r>
+      </w:hyperlink>
+    </w:p>
+    <w:p>
+      <w:pPr>
+        <w:pStyle w:val="Heading3"/>
+      </w:pPr>
+      <w:r>
+        <w:rPr>
+          <w:rFonts w:ascii="Times New Roman" w:hAnsi="Times New Roman" w:eastAsia="黑体"/>
+          <w:b w:val="0"/>
+          <w:color w:val="888888"/>
+          <w:sz w:val="24"/>
+        </w:rPr>
+        <w:t>【C级·参考】</w:t>
+      </w:r>
+      <w:r>
+        <w:rPr>
+          <w:rFonts w:ascii="Times New Roman" w:hAnsi="Times New Roman" w:eastAsia="黑体"/>
+          <w:b w:val="0"/>
+          <w:color w:val="888888"/>
+          <w:sz w:val="24"/>
+        </w:rPr>
         <w:t>雷蛇灰鲭鲨 X 游戏音箱开售：7.1 环绕声、10 灯区幻彩底光，799 元</w:t>
       </w:r>
     </w:p>
@@ -1220,7 +1322,7 @@
         </w:rPr>
         <w:t>链接:</w:t>
       </w:r>
-      <w:hyperlink r:id="rId30">
+      <w:hyperlink r:id="rId32">
         <w:r>
           <w:rPr>
             <w:color w:val="0563C1"/>
@@ -1271,7 +1373,7 @@
         </w:rPr>
         <w:t>链接:</w:t>
       </w:r>
-      <w:hyperlink r:id="rId31">
+      <w:hyperlink r:id="rId33">
         <w:r>
           <w:rPr>
             <w:color w:val="0563C1"/>
@@ -1322,7 +1424,7 @@
         </w:rPr>
         <w:t>链接:</w:t>
       </w:r>
-      <w:hyperlink r:id="rId32">
+      <w:hyperlink r:id="rId34">
         <w:r>
           <w:rPr>
             <w:color w:val="0563C1"/>
@@ -1373,7 +1475,7 @@
         </w:rPr>
         <w:t>链接:</w:t>
       </w:r>
-      <w:hyperlink r:id="rId33">
+      <w:hyperlink r:id="rId35">
         <w:r>
           <w:rPr>
             <w:color w:val="0563C1"/>
@@ -1424,7 +1526,7 @@
         </w:rPr>
         <w:t>链接:</w:t>
       </w:r>
-      <w:hyperlink r:id="rId34">
+      <w:hyperlink r:id="rId36">
         <w:r>
           <w:rPr>
             <w:color w:val="0563C1"/>
@@ -1475,7 +1577,7 @@
         </w:rPr>
         <w:t>链接:</w:t>
       </w:r>
-      <w:hyperlink r:id="rId35">
+      <w:hyperlink r:id="rId37">
         <w:r>
           <w:rPr>
             <w:color w:val="0563C1"/>
@@ -1526,115 +1628,13 @@
         </w:rPr>
         <w:t>链接:</w:t>
       </w:r>
-      <w:hyperlink r:id="rId36">
+      <w:hyperlink r:id="rId38">
         <w:r>
           <w:rPr>
             <w:color w:val="0563C1"/>
             <w:u w:val="single"/>
           </w:rPr>
           <w:t>版署印发《出版业发展“十五五”规划》：网游首次纳入国家五年规划，游戏业迎新风口</w:t>
-        </w:r>
-      </w:hyperlink>
-    </w:p>
-    <w:p>
-      <w:pPr>
-        <w:pStyle w:val="Heading3"/>
-      </w:pPr>
-      <w:r>
-        <w:rPr>
-          <w:rFonts w:ascii="Times New Roman" w:hAnsi="Times New Roman" w:eastAsia="黑体"/>
-          <w:b w:val="0"/>
-          <w:color w:val="888888"/>
-          <w:sz w:val="24"/>
-        </w:rPr>
-        <w:t>【C级·参考】</w:t>
-      </w:r>
-      <w:r>
-        <w:rPr>
-          <w:rFonts w:ascii="Times New Roman" w:hAnsi="Times New Roman" w:eastAsia="黑体"/>
-          <w:b w:val="0"/>
-          <w:color w:val="888888"/>
-          <w:sz w:val="24"/>
-        </w:rPr>
-        <w:t>苹果慌了？拉反垄断专家“写中国报告邀功”，米哈游网易成“官网充值”案例</w:t>
-      </w:r>
-    </w:p>
-    <w:p>
-      <w:r>
-        <w:rPr>
-          <w:rFonts w:ascii="Times New Roman" w:hAnsi="Times New Roman" w:eastAsia="宋体"/>
-          <w:color w:val="888888"/>
-          <w:sz w:val="18"/>
-        </w:rPr>
-        <w:t>来源:GameLook | 时间:10-13 10:15</w:t>
-      </w:r>
-    </w:p>
-    <w:p>
-      <w:r>
-        <w:rPr>
-          <w:rFonts w:ascii="Times New Roman" w:hAnsi="Times New Roman" w:eastAsia="宋体"/>
-          <w:sz w:val="18"/>
-        </w:rPr>
-        <w:t>链接:</w:t>
-      </w:r>
-      <w:hyperlink r:id="rId37">
-        <w:r>
-          <w:rPr>
-            <w:color w:val="0563C1"/>
-            <w:u w:val="single"/>
-          </w:rPr>
-          <w:t>苹果慌了？拉反垄断专家“写中国报告邀功”，米哈游网易成“官网充值”案例</w:t>
-        </w:r>
-      </w:hyperlink>
-    </w:p>
-    <w:p>
-      <w:pPr>
-        <w:pStyle w:val="Heading3"/>
-      </w:pPr>
-      <w:r>
-        <w:rPr>
-          <w:rFonts w:ascii="Times New Roman" w:hAnsi="Times New Roman" w:eastAsia="黑体"/>
-          <w:b w:val="0"/>
-          <w:color w:val="888888"/>
-          <w:sz w:val="24"/>
-        </w:rPr>
-        <w:t>【C级·参考】</w:t>
-      </w:r>
-      <w:r>
-        <w:rPr>
-          <w:rFonts w:ascii="Times New Roman" w:hAnsi="Times New Roman" w:eastAsia="黑体"/>
-          <w:b w:val="0"/>
-          <w:color w:val="888888"/>
-          <w:sz w:val="24"/>
-        </w:rPr>
-        <w:t>分析：三消游戏的成功秘诀是“不创新”，创新关卡反而让玩家离开？</w:t>
-      </w:r>
-    </w:p>
-    <w:p>
-      <w:r>
-        <w:rPr>
-          <w:rFonts w:ascii="Times New Roman" w:hAnsi="Times New Roman" w:eastAsia="宋体"/>
-          <w:color w:val="888888"/>
-          <w:sz w:val="18"/>
-        </w:rPr>
-        <w:t>来源:GameLook | 时间:10-13 10:11</w:t>
-      </w:r>
-    </w:p>
-    <w:p>
-      <w:r>
-        <w:rPr>
-          <w:rFonts w:ascii="Times New Roman" w:hAnsi="Times New Roman" w:eastAsia="宋体"/>
-          <w:sz w:val="18"/>
-        </w:rPr>
-        <w:t>链接:</w:t>
-      </w:r>
-      <w:hyperlink r:id="rId38">
-        <w:r>
-          <w:rPr>
-            <w:color w:val="0563C1"/>
-            <w:u w:val="single"/>
-          </w:rPr>
-          <w:t>分析：三消游戏的成功秘诀是“不创新”，创新关卡反而让玩家离开？</w:t>
         </w:r>
       </w:hyperlink>
     </w:p>
